--- a/README.docx
+++ b/README.docx
@@ -2,7 +2,7 @@
 <file path=word/document.xml><?xml version="1.0" encoding="utf-8"?>
 <w:document xmlns:w="http://schemas.openxmlformats.org/wordprocessingml/2006/main" xmlns:m="http://schemas.openxmlformats.org/officeDocument/2006/math" xmlns:r="http://schemas.openxmlformats.org/officeDocument/2006/relationships" xmlns:o="urn:schemas-microsoft-com:office:office" xmlns:v="urn:schemas-microsoft-com:vml" xmlns:w10="urn:schemas-microsoft-com:office:word" xmlns:a="http://schemas.openxmlformats.org/drawingml/2006/main" xmlns:pic="http://schemas.openxmlformats.org/drawingml/2006/picture" xmlns:wp="http://schemas.openxmlformats.org/drawingml/2006/wordprocessingDrawing">
   <w:body>
-    <w:bookmarkStart w:id="23" w:name="Xbb1c00d34eac7533d008d7a55789b469ef2498b"/>
+    <w:bookmarkStart w:id="28" w:name="Xbb1c00d34eac7533d008d7a55789b469ef2498b"/>
     <w:p>
       <w:pPr>
         <w:pStyle w:val="Heading1"/>
@@ -184,6 +184,42 @@
           <w:rStyle w:val="VerbatimChar"/>
         </w:rPr>
         <w:t xml:space="preserve">screener.py                  CLI — wires it all together (screen / backtest / monitor / update-price)</w:t>
+      </w:r>
+      <w:r>
+        <w:br/>
+      </w:r>
+      <w:r>
+        <w:rPr>
+          <w:rStyle w:val="VerbatimChar"/>
+        </w:rPr>
+        <w:t xml:space="preserve">meta_model.py                 META-LABELING — optional calibrated win-probability filter (train-meta / --meta)</w:t>
+      </w:r>
+      <w:r>
+        <w:br/>
+      </w:r>
+      <w:r>
+        <w:rPr>
+          <w:rStyle w:val="VerbatimChar"/>
+        </w:rPr>
+        <w:t xml:space="preserve">anomaly.py                      financial anomaly scan (cash flow vs profit, debtor days, other income, ...)</w:t>
+      </w:r>
+      <w:r>
+        <w:br/>
+      </w:r>
+      <w:r>
+        <w:rPr>
+          <w:rStyle w:val="VerbatimChar"/>
+        </w:rPr>
+        <w:t xml:space="preserve">gov_classifier.py              optional classifier that lowers likely false-positive governance flags</w:t>
+      </w:r>
+      <w:r>
+        <w:br/>
+      </w:r>
+      <w:r>
+        <w:rPr>
+          <w:rStyle w:val="VerbatimChar"/>
+        </w:rPr>
+        <w:t xml:space="preserve">qualitative.py                  news sentiment (lexicon / FinBERT) + governance red-flag scan</w:t>
       </w:r>
     </w:p>
     <w:p>
@@ -2620,7 +2656,1034 @@
       </w:r>
     </w:p>
     <w:bookmarkEnd w:id="18"/>
-    <w:bookmarkStart w:id="19" w:name="shared-options-both-screen-and-backtest"/>
+    <w:bookmarkStart w:id="23" w:name="optional-ml-layers-pytorch-scikit-learn"/>
+    <w:p>
+      <w:pPr>
+        <w:pStyle w:val="Heading2"/>
+      </w:pPr>
+      <w:r>
+        <w:t xml:space="preserve">Optional ML layers (PyTorch / scikit-learn)</w:t>
+      </w:r>
+    </w:p>
+    <w:p>
+      <w:pPr>
+        <w:pStyle w:val="FirstParagraph"/>
+      </w:pPr>
+      <w:r>
+        <w:t xml:space="preserve">Four add-ons sit AROUND the rule-based engine. All are off by default, none changes your entry/stop/target</w:t>
+      </w:r>
+      <w:r>
+        <w:t xml:space="preserve"> </w:t>
+      </w:r>
+      <w:r>
+        <w:t xml:space="preserve">rules, and each falls back to the old behaviour if its model or package is missing.</w:t>
+      </w:r>
+    </w:p>
+    <w:p>
+      <w:pPr>
+        <w:pStyle w:val="SourceCode"/>
+      </w:pPr>
+      <w:r>
+        <w:rPr>
+          <w:rStyle w:val="VerbatimChar"/>
+        </w:rPr>
+        <w:t xml:space="preserve">pip install -r requirements-ml.txt        # torch, transformers, scikit-learn (Windows: see pytorch.org for the right torch build)</w:t>
+      </w:r>
+    </w:p>
+    <w:bookmarkStart w:id="19" w:name="finbert-news-sentiment-qualitative.py"/>
+    <w:p>
+      <w:pPr>
+        <w:pStyle w:val="Heading3"/>
+      </w:pPr>
+      <w:r>
+        <w:t xml:space="preserve">1. FinBERT news sentiment (</w:t>
+      </w:r>
+      <w:r>
+        <w:rPr>
+          <w:rStyle w:val="VerbatimChar"/>
+        </w:rPr>
+        <w:t xml:space="preserve">qualitative.py</w:t>
+      </w:r>
+      <w:r>
+        <w:t xml:space="preserve">)</w:t>
+      </w:r>
+    </w:p>
+    <w:p>
+      <w:pPr>
+        <w:pStyle w:val="FirstParagraph"/>
+      </w:pPr>
+      <w:r>
+        <w:t xml:space="preserve">Replaces the keyword lexicon with FinBERT (finance-tuned BERT, runs locally). Score = P(positive) - P(negative).</w:t>
+      </w:r>
+    </w:p>
+    <w:p>
+      <w:pPr>
+        <w:pStyle w:val="SourceCode"/>
+      </w:pPr>
+      <w:r>
+        <w:rPr>
+          <w:rStyle w:val="VerbatimChar"/>
+        </w:rPr>
+        <w:t xml:space="preserve">python screener.py screen --index nifty200 --qualitative flag --llm finbert</w:t>
+      </w:r>
+      <w:r>
+        <w:br/>
+      </w:r>
+      <w:r>
+        <w:rPr>
+          <w:rStyle w:val="VerbatimChar"/>
+        </w:rPr>
+        <w:t xml:space="preserve">python holdings_analysis.py Kiran_2026-06_holdings.xls --llm finbert</w:t>
+      </w:r>
+      <w:r>
+        <w:br/>
+      </w:r>
+      <w:r>
+        <w:rPr>
+          <w:rStyle w:val="VerbatimChar"/>
+        </w:rPr>
+        <w:t xml:space="preserve">python holdings_analysis.py holdings.xls --llm finbert --llm-model C:\models\finbert    # local copy</w:t>
+      </w:r>
+    </w:p>
+    <w:p>
+      <w:pPr>
+        <w:pStyle w:val="FirstParagraph"/>
+      </w:pPr>
+      <w:r>
+        <w:t xml:space="preserve">The first run downloads</w:t>
+      </w:r>
+      <w:r>
+        <w:t xml:space="preserve"> </w:t>
+      </w:r>
+      <w:r>
+        <w:rPr>
+          <w:rStyle w:val="VerbatimChar"/>
+        </w:rPr>
+        <w:t xml:space="preserve">ProsusAI/finbert</w:t>
+      </w:r>
+      <w:r>
+        <w:t xml:space="preserve"> </w:t>
+      </w:r>
+      <w:r>
+        <w:t xml:space="preserve">(about 440 MB) from Hugging Face; for an offline machine download</w:t>
+      </w:r>
+      <w:r>
+        <w:t xml:space="preserve"> </w:t>
+      </w:r>
+      <w:r>
+        <w:t xml:space="preserve">it once and pass the folder with</w:t>
+      </w:r>
+      <w:r>
+        <w:t xml:space="preserve"> </w:t>
+      </w:r>
+      <w:r>
+        <w:rPr>
+          <w:rStyle w:val="VerbatimChar"/>
+        </w:rPr>
+        <w:t xml:space="preserve">--llm-model</w:t>
+      </w:r>
+      <w:r>
+        <w:t xml:space="preserve">. If the model cannot load, a warning is printed and the lexicon is</w:t>
+      </w:r>
+      <w:r>
+        <w:t xml:space="preserve"> </w:t>
+      </w:r>
+      <w:r>
+        <w:t xml:space="preserve">used. Headline sentiment stays noisy: it is a prompt to read the listed headlines, not a signal on its own.</w:t>
+      </w:r>
+    </w:p>
+    <w:bookmarkEnd w:id="19"/>
+    <w:bookmarkStart w:id="20" w:name="X40c2eaed909886a03f6396859bf2df517329ded"/>
+    <w:p>
+      <w:pPr>
+        <w:pStyle w:val="Heading3"/>
+      </w:pPr>
+      <w:r>
+        <w:t xml:space="preserve">2. Governance-flag classifier (</w:t>
+      </w:r>
+      <w:r>
+        <w:rPr>
+          <w:rStyle w:val="VerbatimChar"/>
+        </w:rPr>
+        <w:t xml:space="preserve">gov_classifier.py</w:t>
+      </w:r>
+      <w:r>
+        <w:t xml:space="preserve">)</w:t>
+      </w:r>
+    </w:p>
+    <w:p>
+      <w:pPr>
+        <w:pStyle w:val="FirstParagraph"/>
+      </w:pPr>
+      <w:r>
+        <w:t xml:space="preserve">The regexes still find red flags. A small text classifier gives a second opinion on each hit and</w:t>
+      </w:r>
+      <w:r>
+        <w:t xml:space="preserve"> </w:t>
+      </w:r>
+      <w:r>
+        <w:rPr>
+          <w:b/>
+          <w:bCs/>
+        </w:rPr>
+        <w:t xml:space="preserve">lowers the</w:t>
+      </w:r>
+      <w:r>
+        <w:rPr>
+          <w:b/>
+          <w:bCs/>
+        </w:rPr>
+        <w:t xml:space="preserve"> </w:t>
+      </w:r>
+      <w:r>
+        <w:rPr>
+          <w:b/>
+          <w:bCs/>
+        </w:rPr>
+        <w:t xml:space="preserve">severity one step</w:t>
+      </w:r>
+      <w:r>
+        <w:t xml:space="preserve"> </w:t>
+      </w:r>
+      <w:r>
+        <w:t xml:space="preserve">(High -&gt; Medium -&gt; Low) when it is confident the hit is a false positive. It never removes</w:t>
+      </w:r>
+      <w:r>
+        <w:t xml:space="preserve"> </w:t>
+      </w:r>
+      <w:r>
+        <w:t xml:space="preserve">or raises a flag; every flag keeps</w:t>
+      </w:r>
+      <w:r>
+        <w:t xml:space="preserve"> </w:t>
+      </w:r>
+      <w:r>
+        <w:rPr>
+          <w:rStyle w:val="VerbatimChar"/>
+        </w:rPr>
+        <w:t xml:space="preserve">ml_prob</w:t>
+      </w:r>
+      <w:r>
+        <w:t xml:space="preserve"> </w:t>
+      </w:r>
+      <w:r>
+        <w:t xml:space="preserve">and</w:t>
+      </w:r>
+      <w:r>
+        <w:t xml:space="preserve"> </w:t>
+      </w:r>
+      <w:r>
+        <w:rPr>
+          <w:rStyle w:val="VerbatimChar"/>
+        </w:rPr>
+        <w:t xml:space="preserve">ml_note</w:t>
+      </w:r>
+      <w:r>
+        <w:t xml:space="preserve">.</w:t>
+      </w:r>
+    </w:p>
+    <w:p>
+      <w:pPr>
+        <w:pStyle w:val="SourceCode"/>
+      </w:pPr>
+      <w:r>
+        <w:rPr>
+          <w:rStyle w:val="VerbatimChar"/>
+        </w:rPr>
+        <w:t xml:space="preserve">python gov_classifier.py train                           # seed set + governance_labels.csv, TF-IDF + logistic regression</w:t>
+      </w:r>
+      <w:r>
+        <w:br/>
+      </w:r>
+      <w:r>
+        <w:rPr>
+          <w:rStyle w:val="VerbatimChar"/>
+        </w:rPr>
+        <w:t xml:space="preserve">python gov_classifier.py train --embedder ProsusAI/finbert   # PyTorch embeddings instead of TF-IDF</w:t>
+      </w:r>
+      <w:r>
+        <w:br/>
+      </w:r>
+      <w:r>
+        <w:rPr>
+          <w:rStyle w:val="VerbatimChar"/>
+        </w:rPr>
+        <w:t xml:space="preserve">python gov_classifier.py predict "Nomura cuts rating on Siemens" --flag rating_downgrade</w:t>
+      </w:r>
+      <w:r>
+        <w:br/>
+      </w:r>
+      <w:r>
+        <w:rPr>
+          <w:rStyle w:val="VerbatimChar"/>
+        </w:rPr>
+        <w:t xml:space="preserve">python holdings_analysis.py holdings.xls --gov-model gov_model.pkl</w:t>
+      </w:r>
+      <w:r>
+        <w:br/>
+      </w:r>
+      <w:r>
+        <w:rPr>
+          <w:rStyle w:val="VerbatimChar"/>
+        </w:rPr>
+        <w:t xml:space="preserve">python screener.py screen --index nifty200 --qualitative flag --gov-model gov_model.pkl</w:t>
+      </w:r>
+    </w:p>
+    <w:p>
+      <w:pPr>
+        <w:pStyle w:val="FirstParagraph"/>
+      </w:pPr>
+      <w:r>
+        <w:t xml:space="preserve">Improving it: open the</w:t>
+      </w:r>
+      <w:r>
+        <w:t xml:space="preserve"> </w:t>
+      </w:r>
+      <w:r>
+        <w:rPr>
+          <w:b/>
+          <w:bCs/>
+        </w:rPr>
+        <w:t xml:space="preserve">Governance flags</w:t>
+      </w:r>
+      <w:r>
+        <w:t xml:space="preserve"> </w:t>
+      </w:r>
+      <w:r>
+        <w:t xml:space="preserve">sheet of</w:t>
+      </w:r>
+      <w:r>
+        <w:t xml:space="preserve"> </w:t>
+      </w:r>
+      <w:r>
+        <w:rPr>
+          <w:rStyle w:val="VerbatimChar"/>
+        </w:rPr>
+        <w:t xml:space="preserve">*_analysis.xlsx</w:t>
+      </w:r>
+      <w:r>
+        <w:t xml:space="preserve">, fill the</w:t>
+      </w:r>
+      <w:r>
+        <w:t xml:space="preserve"> </w:t>
+      </w:r>
+      <w:r>
+        <w:rPr>
+          <w:rStyle w:val="VerbatimChar"/>
+        </w:rPr>
+        <w:t xml:space="preserve">label</w:t>
+      </w:r>
+      <w:r>
+        <w:t xml:space="preserve"> </w:t>
+      </w:r>
+      <w:r>
+        <w:t xml:space="preserve">column (1 = genuine,</w:t>
+      </w:r>
+      <w:r>
+        <w:t xml:space="preserve"> </w:t>
+      </w:r>
+      <w:r>
+        <w:t xml:space="preserve">0 = false positive), then</w:t>
+      </w:r>
+      <w:r>
+        <w:t xml:space="preserve"> </w:t>
+      </w:r>
+      <w:r>
+        <w:rPr>
+          <w:rStyle w:val="VerbatimChar"/>
+        </w:rPr>
+        <w:t xml:space="preserve">python gov_classifier.py import-sheet Kiran_2026-06_holdings_analysis.xlsx</w:t>
+      </w:r>
+      <w:r>
+        <w:t xml:space="preserve"> </w:t>
+      </w:r>
+      <w:r>
+        <w:t xml:space="preserve">and train again.</w:t>
+      </w:r>
+      <w:r>
+        <w:t xml:space="preserve"> </w:t>
+      </w:r>
+      <w:r>
+        <w:rPr>
+          <w:rStyle w:val="VerbatimChar"/>
+        </w:rPr>
+        <w:t xml:space="preserve">train</w:t>
+      </w:r>
+      <w:r>
+        <w:t xml:space="preserve"> </w:t>
+      </w:r>
+      <w:r>
+        <w:t xml:space="preserve">prints a cross-validation report, including how many genuine flags would have been wrongly demoted.</w:t>
+      </w:r>
+      <w:r>
+        <w:t xml:space="preserve"> </w:t>
+      </w:r>
+      <w:r>
+        <w:t xml:space="preserve">The built-in seed set (about 40 rows) is only a demo; aim for 100+ reviewed rows before relying on it.</w:t>
+      </w:r>
+    </w:p>
+    <w:bookmarkEnd w:id="20"/>
+    <w:bookmarkStart w:id="21" w:name="Xb9cc7e6f8371141b907e66a5b1ad194673d4bd7"/>
+    <w:p>
+      <w:pPr>
+        <w:pStyle w:val="Heading3"/>
+      </w:pPr>
+      <w:r>
+        <w:t xml:space="preserve">3. Meta-labeling trade-quality filter (</w:t>
+      </w:r>
+      <w:r>
+        <w:rPr>
+          <w:rStyle w:val="VerbatimChar"/>
+        </w:rPr>
+        <w:t xml:space="preserve">meta_model.py</w:t>
+      </w:r>
+      <w:r>
+        <w:t xml:space="preserve">,</w:t>
+      </w:r>
+      <w:r>
+        <w:t xml:space="preserve"> </w:t>
+      </w:r>
+      <w:r>
+        <w:rPr>
+          <w:rStyle w:val="VerbatimChar"/>
+        </w:rPr>
+        <w:t xml:space="preserve">train-meta</w:t>
+      </w:r>
+      <w:r>
+        <w:t xml:space="preserve">)</w:t>
+      </w:r>
+    </w:p>
+    <w:p>
+      <w:pPr>
+        <w:pStyle w:val="FirstParagraph"/>
+      </w:pPr>
+      <w:r>
+        <w:t xml:space="preserve">The strategy still decides whether a setup exists. A gradient-boosting model (scikit-learn</w:t>
+      </w:r>
+      <w:r>
+        <w:t xml:space="preserve"> </w:t>
+      </w:r>
+      <w:r>
+        <w:rPr>
+          <w:rStyle w:val="VerbatimChar"/>
+        </w:rPr>
+        <w:t xml:space="preserve">HistGradientBoostingClassifier</w:t>
+      </w:r>
+      <w:r>
+        <w:t xml:space="preserve">) then estimates how likely that setup is to end as a winner, from point-in-time</w:t>
+      </w:r>
+      <w:r>
+        <w:t xml:space="preserve"> </w:t>
+      </w:r>
+      <w:r>
+        <w:t xml:space="preserve">features only: stop distance, ATR %, 5/20/63-day returns, relative strength vs index, volume ratio, distance from</w:t>
+      </w:r>
+      <w:r>
+        <w:t xml:space="preserve"> </w:t>
+      </w:r>
+      <w:r>
+        <w:t xml:space="preserve">EMAs / 200-SMA / 52-week high, EMA slope, close position in the day’s range, traded value, index trend and return,</w:t>
+      </w:r>
+      <w:r>
+        <w:t xml:space="preserve"> </w:t>
+      </w:r>
+      <w:r>
+        <w:t xml:space="preserve">signal score, strategy type. Fundamentals, market cap and news are</w:t>
+      </w:r>
+      <w:r>
+        <w:t xml:space="preserve"> </w:t>
+      </w:r>
+      <w:r>
+        <w:rPr>
+          <w:b/>
+          <w:bCs/>
+        </w:rPr>
+        <w:t xml:space="preserve">not</w:t>
+      </w:r>
+      <w:r>
+        <w:t xml:space="preserve"> </w:t>
+      </w:r>
+      <w:r>
+        <w:t xml:space="preserve">used (live snapshots would leak the future).</w:t>
+      </w:r>
+    </w:p>
+    <w:p>
+      <w:pPr>
+        <w:pStyle w:val="SourceCode"/>
+      </w:pPr>
+      <w:r>
+        <w:rPr>
+          <w:rStyle w:val="VerbatimChar"/>
+        </w:rPr>
+        <w:t xml:space="preserve">python screener.py train-meta --index nifty200 --strategy pullback_trend --period 5y</w:t>
+      </w:r>
+      <w:r>
+        <w:br/>
+      </w:r>
+      <w:r>
+        <w:rPr>
+          <w:rStyle w:val="VerbatimChar"/>
+        </w:rPr>
+        <w:t xml:space="preserve">python screener.py train-meta --index nifty500 --strategy breakout --period 5y --dataset-out meta_rows.csv</w:t>
+      </w:r>
+      <w:r>
+        <w:br/>
+      </w:r>
+      <w:r>
+        <w:rPr>
+          <w:rStyle w:val="VerbatimChar"/>
+        </w:rPr>
+        <w:t xml:space="preserve">python screener.py screen --index nifty200 --strategy pullback_trend --meta flag</w:t>
+      </w:r>
+      <w:r>
+        <w:br/>
+      </w:r>
+      <w:r>
+        <w:rPr>
+          <w:rStyle w:val="VerbatimChar"/>
+        </w:rPr>
+        <w:t xml:space="preserve">python screener.py screen --index nifty200 --strategy pullback_trend --meta filter --meta-min-prob 0.45</w:t>
+      </w:r>
+    </w:p>
+    <w:p>
+      <w:pPr>
+        <w:pStyle w:val="FirstParagraph"/>
+      </w:pPr>
+      <w:r>
+        <w:rPr>
+          <w:rStyle w:val="VerbatimChar"/>
+        </w:rPr>
+        <w:t xml:space="preserve">train-meta</w:t>
+      </w:r>
+      <w:r>
+        <w:t xml:space="preserve"> </w:t>
+      </w:r>
+      <w:r>
+        <w:t xml:space="preserve">runs the backtest with capital, position-count and heat limits lifted (so every signal becomes a</w:t>
+      </w:r>
+      <w:r>
+        <w:t xml:space="preserve"> </w:t>
+      </w:r>
+      <w:r>
+        <w:t xml:space="preserve">training row), builds features on the signal day, then validates</w:t>
+      </w:r>
+      <w:r>
+        <w:t xml:space="preserve"> </w:t>
+      </w:r>
+      <w:r>
+        <w:rPr>
+          <w:b/>
+          <w:bCs/>
+        </w:rPr>
+        <w:t xml:space="preserve">walk-forward</w:t>
+      </w:r>
+      <w:r>
+        <w:t xml:space="preserve">: each fold trains only on trades</w:t>
+      </w:r>
+      <w:r>
+        <w:t xml:space="preserve"> </w:t>
+      </w:r>
+      <w:r>
+        <w:t xml:space="preserve">that had already closed before the test window, and scores the next unseen window. It prints out-of-sample AUC,</w:t>
+      </w:r>
+      <w:r>
+        <w:t xml:space="preserve"> </w:t>
+      </w:r>
+      <w:r>
+        <w:t xml:space="preserve">plain rules vs</w:t>
+      </w:r>
+      <w:r>
+        <w:t xml:space="preserve"> </w:t>
+      </w:r>
+      <w:r>
+        <w:t xml:space="preserve">“keep the top 70 / 50 / 30%”</w:t>
+      </w:r>
+      <w:r>
+        <w:t xml:space="preserve">, how many folds improved, and a plain-words verdict. The model file</w:t>
+      </w:r>
+      <w:r>
+        <w:t xml:space="preserve"> </w:t>
+      </w:r>
+      <w:r>
+        <w:t xml:space="preserve">(</w:t>
+      </w:r>
+      <w:r>
+        <w:rPr>
+          <w:rStyle w:val="VerbatimChar"/>
+        </w:rPr>
+        <w:t xml:space="preserve">meta_model.pkl</w:t>
+      </w:r>
+      <w:r>
+        <w:t xml:space="preserve">) is written either way;</w:t>
+      </w:r>
+      <w:r>
+        <w:t xml:space="preserve"> </w:t>
+      </w:r>
+      <w:r>
+        <w:rPr>
+          <w:b/>
+          <w:bCs/>
+        </w:rPr>
+        <w:t xml:space="preserve">only use</w:t>
+      </w:r>
+      <w:r>
+        <w:rPr>
+          <w:b/>
+          <w:bCs/>
+        </w:rPr>
+        <w:t xml:space="preserve"> </w:t>
+      </w:r>
+      <w:r>
+        <w:rPr>
+          <w:rStyle w:val="VerbatimChar"/>
+          <w:b/>
+          <w:bCs/>
+        </w:rPr>
+        <w:t xml:space="preserve">--meta</w:t>
+      </w:r>
+      <w:r>
+        <w:rPr>
+          <w:b/>
+          <w:bCs/>
+        </w:rPr>
+        <w:t xml:space="preserve"> </w:t>
+      </w:r>
+      <w:r>
+        <w:rPr>
+          <w:b/>
+          <w:bCs/>
+        </w:rPr>
+        <w:t xml:space="preserve">if the verdict supports it.</w:t>
+      </w:r>
+      <w:r>
+        <w:t xml:space="preserve"> </w:t>
+      </w:r>
+      <w:r>
+        <w:t xml:space="preserve">One model per strategy.</w:t>
+      </w:r>
+    </w:p>
+    <w:p>
+      <w:pPr>
+        <w:pStyle w:val="BodyText"/>
+      </w:pPr>
+      <w:r>
+        <w:t xml:space="preserve">In</w:t>
+      </w:r>
+      <w:r>
+        <w:t xml:space="preserve"> </w:t>
+      </w:r>
+      <w:r>
+        <w:rPr>
+          <w:rStyle w:val="VerbatimChar"/>
+        </w:rPr>
+        <w:t xml:space="preserve">screen</w:t>
+      </w:r>
+      <w:r>
+        <w:t xml:space="preserve">,</w:t>
+      </w:r>
+      <w:r>
+        <w:t xml:space="preserve"> </w:t>
+      </w:r>
+      <w:r>
+        <w:rPr>
+          <w:rStyle w:val="VerbatimChar"/>
+        </w:rPr>
+        <w:t xml:space="preserve">--meta flag</w:t>
+      </w:r>
+      <w:r>
+        <w:t xml:space="preserve"> </w:t>
+      </w:r>
+      <w:r>
+        <w:t xml:space="preserve">adds</w:t>
+      </w:r>
+      <w:r>
+        <w:t xml:space="preserve"> </w:t>
+      </w:r>
+      <w:r>
+        <w:rPr>
+          <w:rStyle w:val="VerbatimChar"/>
+        </w:rPr>
+        <w:t xml:space="preserve">meta_prob</w:t>
+      </w:r>
+      <w:r>
+        <w:t xml:space="preserve"> </w:t>
+      </w:r>
+      <w:r>
+        <w:t xml:space="preserve">to the CSV and thesis and ranks by it after points (before relative</w:t>
+      </w:r>
+      <w:r>
+        <w:t xml:space="preserve"> </w:t>
+      </w:r>
+      <w:r>
+        <w:t xml:space="preserve">strength);</w:t>
+      </w:r>
+      <w:r>
+        <w:t xml:space="preserve"> </w:t>
+      </w:r>
+      <w:r>
+        <w:rPr>
+          <w:rStyle w:val="VerbatimChar"/>
+        </w:rPr>
+        <w:t xml:space="preserve">--meta filter</w:t>
+      </w:r>
+      <w:r>
+        <w:t xml:space="preserve"> </w:t>
+      </w:r>
+      <w:r>
+        <w:t xml:space="preserve">also drops candidates below</w:t>
+      </w:r>
+      <w:r>
+        <w:t xml:space="preserve"> </w:t>
+      </w:r>
+      <w:r>
+        <w:rPr>
+          <w:rStyle w:val="VerbatimChar"/>
+        </w:rPr>
+        <w:t xml:space="preserve">--meta-min-prob</w:t>
+      </w:r>
+      <w:r>
+        <w:t xml:space="preserve"> </w:t>
+      </w:r>
+      <w:r>
+        <w:t xml:space="preserve">(default: the cut-off stored in the model).</w:t>
+      </w:r>
+      <w:r>
+        <w:t xml:space="preserve"> </w:t>
+      </w:r>
+      <w:r>
+        <w:t xml:space="preserve">Retrain periodically (for example monthly) so the model sees recent trades.</w:t>
+      </w:r>
+    </w:p>
+    <w:p>
+      <w:pPr>
+        <w:pStyle w:val="BodyText"/>
+      </w:pPr>
+      <w:r>
+        <w:rPr>
+          <w:rStyle w:val="VerbatimChar"/>
+        </w:rPr>
+        <w:t xml:space="preserve">train-meta</w:t>
+      </w:r>
+      <w:r>
+        <w:t xml:space="preserve"> </w:t>
+      </w:r>
+      <w:r>
+        <w:t xml:space="preserve">also calibrates the probabilities: the model is fitted on the earlier part of the training trades and an</w:t>
+      </w:r>
+      <w:r>
+        <w:t xml:space="preserve"> </w:t>
+      </w:r>
+      <w:r>
+        <w:t xml:space="preserve">isotonic (200+ rows) or Platt/sigmoid (40-199 rows) calibrator on the later part, so</w:t>
+      </w:r>
+      <w:r>
+        <w:t xml:space="preserve"> </w:t>
+      </w:r>
+      <w:r>
+        <w:t xml:space="preserve">“min prob 0.5”</w:t>
+      </w:r>
+      <w:r>
+        <w:t xml:space="preserve"> </w:t>
+      </w:r>
+      <w:r>
+        <w:t xml:space="preserve">means roughly</w:t>
+      </w:r>
+      <w:r>
+        <w:t xml:space="preserve"> </w:t>
+      </w:r>
+      <w:r>
+        <w:t xml:space="preserve">“half of such setups won”</w:t>
+      </w:r>
+      <w:r>
+        <w:t xml:space="preserve">. With too few rows it says</w:t>
+      </w:r>
+      <w:r>
+        <w:t xml:space="preserve"> </w:t>
+      </w:r>
+      <w:r>
+        <w:rPr>
+          <w:rStyle w:val="VerbatimChar"/>
+        </w:rPr>
+        <w:t xml:space="preserve">none</w:t>
+      </w:r>
+      <w:r>
+        <w:t xml:space="preserve"> </w:t>
+      </w:r>
+      <w:r>
+        <w:t xml:space="preserve">(raw probabilities). The report adds Brier scores</w:t>
+      </w:r>
+      <w:r>
+        <w:t xml:space="preserve"> </w:t>
+      </w:r>
+      <w:r>
+        <w:t xml:space="preserve">(raw vs calibrated vs always guessing the base rate) and a reliability table (5 buckets, predicted vs actual win</w:t>
+      </w:r>
+      <w:r>
+        <w:t xml:space="preserve"> </w:t>
+      </w:r>
+      <w:r>
+        <w:t xml:space="preserve">rate, out-of-sample). If the table is far from the diagonal, do not trust the probabilities as numbers.</w:t>
+      </w:r>
+    </w:p>
+    <w:p>
+      <w:pPr>
+        <w:pStyle w:val="BodyText"/>
+      </w:pPr>
+      <w:r>
+        <w:t xml:space="preserve">Limits: survivorship bias (today’s index list, or use</w:t>
+      </w:r>
+      <w:r>
+        <w:t xml:space="preserve"> </w:t>
+      </w:r>
+      <w:r>
+        <w:rPr>
+          <w:rStyle w:val="VerbatimChar"/>
+        </w:rPr>
+        <w:t xml:space="preserve">--membership-file</w:t>
+      </w:r>
+      <w:r>
+        <w:t xml:space="preserve">) is in the training data; a few hundred</w:t>
+      </w:r>
+      <w:r>
+        <w:t xml:space="preserve"> </w:t>
+      </w:r>
+      <w:r>
+        <w:t xml:space="preserve">trades is a small sample; the filter is only as good as its out-of-sample table; and a model trained in one market</w:t>
+      </w:r>
+      <w:r>
+        <w:t xml:space="preserve"> </w:t>
+      </w:r>
+      <w:r>
+        <w:t xml:space="preserve">regime may fail in another. Offline tests:</w:t>
+      </w:r>
+      <w:r>
+        <w:t xml:space="preserve"> </w:t>
+      </w:r>
+      <w:r>
+        <w:rPr>
+          <w:rStyle w:val="VerbatimChar"/>
+        </w:rPr>
+        <w:t xml:space="preserve">python test_ml.py</w:t>
+      </w:r>
+      <w:r>
+        <w:t xml:space="preserve">.</w:t>
+      </w:r>
+    </w:p>
+    <w:bookmarkEnd w:id="21"/>
+    <w:bookmarkStart w:id="22" w:name="financial-anomaly-detection-anomaly.py"/>
+    <w:p>
+      <w:pPr>
+        <w:pStyle w:val="Heading3"/>
+      </w:pPr>
+      <w:r>
+        <w:t xml:space="preserve">4. Financial anomaly detection (</w:t>
+      </w:r>
+      <w:r>
+        <w:rPr>
+          <w:rStyle w:val="VerbatimChar"/>
+        </w:rPr>
+        <w:t xml:space="preserve">anomaly.py</w:t>
+      </w:r>
+      <w:r>
+        <w:t xml:space="preserve">)</w:t>
+      </w:r>
+    </w:p>
+    <w:p>
+      <w:pPr>
+        <w:pStyle w:val="FirstParagraph"/>
+      </w:pPr>
+      <w:r>
+        <w:t xml:space="preserve">Looks at the numbers themselves (screener.in annual statements, now including the cash-flow table) for patterns</w:t>
+      </w:r>
+      <w:r>
+        <w:t xml:space="preserve"> </w:t>
+      </w:r>
+      <w:r>
+        <w:t xml:space="preserve">that often accompany trouble. Seven transparent rules, each showing the numbers behind it: 3-year operating cash</w:t>
+      </w:r>
+      <w:r>
+        <w:t xml:space="preserve"> </w:t>
+      </w:r>
+      <w:r>
+        <w:t xml:space="preserve">flow under 50% of net profit; negative operating cash flow despite profit; debtor days or inventory days up 30%+</w:t>
+      </w:r>
+      <w:r>
+        <w:t xml:space="preserve"> </w:t>
+      </w:r>
+      <w:r>
+        <w:t xml:space="preserve">(and 10+ days) vs the previous 3-year average; other income 40%+ of PBT (or +20 pts); borrowings CAGR 15%+ and 20+ pts</w:t>
+      </w:r>
+      <w:r>
+        <w:t xml:space="preserve"> </w:t>
+      </w:r>
+      <w:r>
+        <w:t xml:space="preserve">above sales CAGR; operating margin moving 8+ pts vs its 3-year average. With 8+ companies in the run it also flags</w:t>
+      </w:r>
+      <w:r>
+        <w:t xml:space="preserve"> </w:t>
+      </w:r>
+      <w:r>
+        <w:t xml:space="preserve">robust-z-score outliers vs peers, and with 30+ it adds an Isolation Forest score (</w:t>
+      </w:r>
+      <w:r>
+        <w:rPr>
+          <w:rStyle w:val="VerbatimChar"/>
+        </w:rPr>
+        <w:t xml:space="preserve">anomaly_iso_pct</w:t>
+      </w:r>
+      <w:r>
+        <w:t xml:space="preserve">).</w:t>
+      </w:r>
+      <w:r>
+        <w:t xml:space="preserve"> </w:t>
+      </w:r>
+      <w:r>
+        <w:t xml:space="preserve">Level:</w:t>
+      </w:r>
+      <w:r>
+        <w:t xml:space="preserve"> </w:t>
+      </w:r>
+      <w:r>
+        <w:rPr>
+          <w:b/>
+          <w:bCs/>
+        </w:rPr>
+        <w:t xml:space="preserve">High</w:t>
+      </w:r>
+      <w:r>
+        <w:t xml:space="preserve"> </w:t>
+      </w:r>
+      <w:r>
+        <w:t xml:space="preserve">= 2+ rule flags;</w:t>
+      </w:r>
+      <w:r>
+        <w:t xml:space="preserve"> </w:t>
+      </w:r>
+      <w:r>
+        <w:rPr>
+          <w:b/>
+          <w:bCs/>
+        </w:rPr>
+        <w:t xml:space="preserve">Watch</w:t>
+      </w:r>
+      <w:r>
+        <w:t xml:space="preserve"> </w:t>
+      </w:r>
+      <w:r>
+        <w:t xml:space="preserve">= 1 rule flag, a peer outlier, or top-5% Isolation Forest;</w:t>
+      </w:r>
+      <w:r>
+        <w:t xml:space="preserve"> </w:t>
+      </w:r>
+      <w:r>
+        <w:rPr>
+          <w:b/>
+          <w:bCs/>
+        </w:rPr>
+        <w:t xml:space="preserve">None</w:t>
+      </w:r>
+      <w:r>
+        <w:t xml:space="preserve">;</w:t>
+      </w:r>
+      <w:r>
+        <w:t xml:space="preserve"> </w:t>
+      </w:r>
+      <w:r>
+        <w:rPr>
+          <w:b/>
+          <w:bCs/>
+        </w:rPr>
+        <w:t xml:space="preserve">n/a</w:t>
+      </w:r>
+      <w:r>
+        <w:t xml:space="preserve"> </w:t>
+      </w:r>
+      <w:r>
+        <w:t xml:space="preserve">= no usable statements, or a bank/NBFC (these ratios do not apply). Missing data is never a flag.</w:t>
+      </w:r>
+    </w:p>
+    <w:p>
+      <w:pPr>
+        <w:pStyle w:val="SourceCode"/>
+      </w:pPr>
+      <w:r>
+        <w:rPr>
+          <w:rStyle w:val="VerbatimChar"/>
+        </w:rPr>
+        <w:t xml:space="preserve">python anomaly.py POLYCAB VMART TITAN</w:t>
+      </w:r>
+      <w:r>
+        <w:br/>
+      </w:r>
+      <w:r>
+        <w:rPr>
+          <w:rStyle w:val="VerbatimChar"/>
+        </w:rPr>
+        <w:t xml:space="preserve">python holdings_analysis.py Kiran_2026-06_holdings.xls              # anomaly scan is on; --skip-anomalies to turn off</w:t>
+      </w:r>
+      <w:r>
+        <w:br/>
+      </w:r>
+      <w:r>
+        <w:rPr>
+          <w:rStyle w:val="VerbatimChar"/>
+        </w:rPr>
+        <w:t xml:space="preserve">python screener.py screen --index nifty200 --anomalies flag         # annotate (CSV columns, thesis "Watch:" line)</w:t>
+      </w:r>
+      <w:r>
+        <w:br/>
+      </w:r>
+      <w:r>
+        <w:rPr>
+          <w:rStyle w:val="VerbatimChar"/>
+        </w:rPr>
+        <w:t xml:space="preserve">python screener.py screen --index nifty200 --anomalies filter       # also drop level High</w:t>
+      </w:r>
+    </w:p>
+    <w:p>
+      <w:pPr>
+        <w:pStyle w:val="FirstParagraph"/>
+      </w:pPr>
+      <w:r>
+        <w:t xml:space="preserve">Limits: screen-only (latest annual statements, not point-in-time, never in the backtester); in</w:t>
+      </w:r>
+      <w:r>
+        <w:t xml:space="preserve"> </w:t>
+      </w:r>
+      <w:r>
+        <w:rPr>
+          <w:rStyle w:val="VerbatimChar"/>
+        </w:rPr>
+        <w:t xml:space="preserve">screen</w:t>
+      </w:r>
+      <w:r>
+        <w:t xml:space="preserve"> </w:t>
+      </w:r>
+      <w:r>
+        <w:t xml:space="preserve">only the</w:t>
+      </w:r>
+      <w:r>
+        <w:t xml:space="preserve"> </w:t>
+      </w:r>
+      <w:r>
+        <w:t xml:space="preserve">candidates are analysed, so the peer layers usually do not run there (rules do); capex phases, acquisitions and</w:t>
+      </w:r>
+      <w:r>
+        <w:t xml:space="preserve"> </w:t>
+      </w:r>
+      <w:r>
+        <w:t xml:space="preserve">one-off income trigger the rules legitimately. A flag is a reason to read the filings, not a verdict. The first run</w:t>
+      </w:r>
+      <w:r>
+        <w:t xml:space="preserve"> </w:t>
+      </w:r>
+      <w:r>
+        <w:t xml:space="preserve">after this update re-fetches screener.in pages (cache version bumped) to read the cash-flow table.</w:t>
+      </w:r>
+    </w:p>
+    <w:bookmarkEnd w:id="22"/>
+    <w:bookmarkEnd w:id="23"/>
+    <w:bookmarkStart w:id="24" w:name="shared-options-both-screen-and-backtest"/>
     <w:p>
       <w:pPr>
         <w:pStyle w:val="Heading2"/>
@@ -3168,8 +4231,8 @@
         </w:tc>
       </w:tr>
     </w:tbl>
-    <w:bookmarkEnd w:id="19"/>
-    <w:bookmarkStart w:id="20" w:name="the-two-built-in-strategies"/>
+    <w:bookmarkEnd w:id="24"/>
+    <w:bookmarkStart w:id="25" w:name="the-two-built-in-strategies"/>
     <w:p>
       <w:pPr>
         <w:pStyle w:val="Heading2"/>
@@ -3335,8 +4398,8 @@
         <w:t xml:space="preserve">.</w:t>
       </w:r>
     </w:p>
-    <w:bookmarkEnd w:id="20"/>
-    <w:bookmarkStart w:id="21" w:name="X94400ca0dd8722cba2119938bc075ef584e816a"/>
+    <w:bookmarkEnd w:id="25"/>
+    <w:bookmarkStart w:id="26" w:name="X94400ca0dd8722cba2119938bc075ef584e816a"/>
     <w:p>
       <w:pPr>
         <w:pStyle w:val="Heading2"/>
@@ -3527,8 +4590,8 @@
         <w:t xml:space="preserve">rule set that worked on the last 2 years may not work on the next 2.</w:t>
       </w:r>
     </w:p>
-    <w:bookmarkEnd w:id="21"/>
-    <w:bookmarkStart w:id="22" w:name="files-this-produces"/>
+    <w:bookmarkEnd w:id="26"/>
+    <w:bookmarkStart w:id="27" w:name="files-this-produces"/>
     <w:p>
       <w:pPr>
         <w:pStyle w:val="Heading2"/>
@@ -3540,7 +4603,8 @@
     <w:tbl>
       <w:tblPr>
         <w:tblStyle w:val="Table"/>
-        <w:tblW w:type="auto" w:w="0"/>
+        <w:tblW w:type="pct" w:w="5000"/>
+        <w:tblLayout w:type="fixed"/>
         <w:tblLook w:firstRow="1" w:lastRow="0" w:firstColumn="0" w:lastColumn="0" w:noHBand="0" w:noVBand="0" w:val="0020"/>
       </w:tblPr>
       <w:tblGrid>
@@ -3718,9 +4782,168 @@
           </w:p>
         </w:tc>
       </w:tr>
+      <w:tr>
+        <w:tc>
+          <w:tcPr/>
+          <w:p>
+            <w:pPr>
+              <w:pStyle w:val="Compact"/>
+            </w:pPr>
+            <w:r>
+              <w:rPr>
+                <w:rStyle w:val="VerbatimChar"/>
+              </w:rPr>
+              <w:t xml:space="preserve">meta_model.pkl</w:t>
+            </w:r>
+            <w:r>
+              <w:t xml:space="preserve">,</w:t>
+            </w:r>
+            <w:r>
+              <w:t xml:space="preserve"> </w:t>
+            </w:r>
+            <w:r>
+              <w:rPr>
+                <w:rStyle w:val="VerbatimChar"/>
+              </w:rPr>
+              <w:t xml:space="preserve">meta_rows.csv</w:t>
+            </w:r>
+          </w:p>
+        </w:tc>
+        <w:tc>
+          <w:tcPr/>
+          <w:p>
+            <w:pPr>
+              <w:pStyle w:val="Compact"/>
+            </w:pPr>
+            <w:r>
+              <w:rPr>
+                <w:rStyle w:val="VerbatimChar"/>
+              </w:rPr>
+              <w:t xml:space="preserve">train-meta</w:t>
+            </w:r>
+            <w:r>
+              <w:t xml:space="preserve"> </w:t>
+            </w:r>
+            <w:r>
+              <w:t xml:space="preserve">— trained filter, optional training rows</w:t>
+            </w:r>
+          </w:p>
+        </w:tc>
+      </w:tr>
+      <w:tr>
+        <w:tc>
+          <w:tcPr/>
+          <w:p>
+            <w:pPr>
+              <w:pStyle w:val="Compact"/>
+            </w:pPr>
+            <w:r>
+              <w:rPr>
+                <w:rStyle w:val="VerbatimChar"/>
+              </w:rPr>
+              <w:t xml:space="preserve">*_analysis.xlsx</w:t>
+            </w:r>
+            <w:r>
+              <w:t xml:space="preserve"> </w:t>
+            </w:r>
+            <w:r>
+              <w:t xml:space="preserve">columns</w:t>
+            </w:r>
+            <w:r>
+              <w:t xml:space="preserve"> </w:t>
+            </w:r>
+            <w:r>
+              <w:rPr>
+                <w:rStyle w:val="VerbatimChar"/>
+              </w:rPr>
+              <w:t xml:space="preserve">anomaly_level</w:t>
+            </w:r>
+            <w:r>
+              <w:t xml:space="preserve">,</w:t>
+            </w:r>
+            <w:r>
+              <w:t xml:space="preserve"> </w:t>
+            </w:r>
+            <w:r>
+              <w:rPr>
+                <w:rStyle w:val="VerbatimChar"/>
+              </w:rPr>
+              <w:t xml:space="preserve">anomaly_flags</w:t>
+            </w:r>
+          </w:p>
+        </w:tc>
+        <w:tc>
+          <w:tcPr/>
+          <w:p>
+            <w:pPr>
+              <w:pStyle w:val="Compact"/>
+            </w:pPr>
+            <w:r>
+              <w:rPr>
+                <w:rStyle w:val="VerbatimChar"/>
+              </w:rPr>
+              <w:t xml:space="preserve">holdings_analysis.py</w:t>
+            </w:r>
+            <w:r>
+              <w:t xml:space="preserve"> </w:t>
+            </w:r>
+            <w:r>
+              <w:t xml:space="preserve">— financial anomaly scan</w:t>
+            </w:r>
+          </w:p>
+        </w:tc>
+      </w:tr>
+      <w:tr>
+        <w:tc>
+          <w:tcPr/>
+          <w:p>
+            <w:pPr>
+              <w:pStyle w:val="Compact"/>
+            </w:pPr>
+            <w:r>
+              <w:rPr>
+                <w:rStyle w:val="VerbatimChar"/>
+              </w:rPr>
+              <w:t xml:space="preserve">gov_model.pkl</w:t>
+            </w:r>
+            <w:r>
+              <w:t xml:space="preserve">,</w:t>
+            </w:r>
+            <w:r>
+              <w:t xml:space="preserve"> </w:t>
+            </w:r>
+            <w:r>
+              <w:rPr>
+                <w:rStyle w:val="VerbatimChar"/>
+              </w:rPr>
+              <w:t xml:space="preserve">governance_labels.csv</w:t>
+            </w:r>
+          </w:p>
+        </w:tc>
+        <w:tc>
+          <w:tcPr/>
+          <w:p>
+            <w:pPr>
+              <w:pStyle w:val="Compact"/>
+            </w:pPr>
+            <w:r>
+              <w:rPr>
+                <w:rStyle w:val="VerbatimChar"/>
+              </w:rPr>
+              <w:t xml:space="preserve">gov_classifier.py</w:t>
+            </w:r>
+            <w:r>
+              <w:t xml:space="preserve"> </w:t>
+            </w:r>
+            <w:r>
+              <w:t xml:space="preserve">— classifier and your reviewed flag labels</w:t>
+            </w:r>
+          </w:p>
+        </w:tc>
+      </w:tr>
     </w:tbl>
-    <w:bookmarkEnd w:id="22"/>
-    <w:bookmarkEnd w:id="23"/>
+    <w:bookmarkEnd w:id="27"/>
+    <w:bookmarkEnd w:id="28"/>
     <w:sectPr>
       <w:footnotePr>
         <w:numRestart w:val="eachSect"/>

--- a/README.docx
+++ b/README.docx
@@ -2,7 +2,7 @@
 <file path=word/document.xml><?xml version="1.0" encoding="utf-8"?>
 <w:document xmlns:w="http://schemas.openxmlformats.org/wordprocessingml/2006/main" xmlns:m="http://schemas.openxmlformats.org/officeDocument/2006/math" xmlns:r="http://schemas.openxmlformats.org/officeDocument/2006/relationships" xmlns:o="urn:schemas-microsoft-com:office:office" xmlns:v="urn:schemas-microsoft-com:vml" xmlns:w10="urn:schemas-microsoft-com:office:word" xmlns:a="http://schemas.openxmlformats.org/drawingml/2006/main" xmlns:pic="http://schemas.openxmlformats.org/drawingml/2006/picture" xmlns:wp="http://schemas.openxmlformats.org/drawingml/2006/wordprocessingDrawing">
   <w:body>
-    <w:bookmarkStart w:id="28" w:name="Xbb1c00d34eac7533d008d7a55789b469ef2498b"/>
+    <w:bookmarkStart w:id="30" w:name="Xbb1c00d34eac7533d008d7a55789b469ef2498b"/>
     <w:p>
       <w:pPr>
         <w:pStyle w:val="Heading1"/>
@@ -111,7 +111,7 @@
         <w:rPr>
           <w:rStyle w:val="VerbatimChar"/>
         </w:rPr>
-        <w:t xml:space="preserve">data.py               Fetches OHLCV + indicators from Yahoo Finance</w:t>
+        <w:t xml:space="preserve">data.py                 Fetches OHLCV + indicators from Yahoo Finance</w:t>
       </w:r>
       <w:r>
         <w:br/>
@@ -120,7 +120,7 @@
         <w:rPr>
           <w:rStyle w:val="VerbatimChar"/>
         </w:rPr>
-        <w:t xml:space="preserve">fundamentals.py        Yahoo annual-statement ratios + rule checks (screen only)</w:t>
+        <w:t xml:space="preserve">universe.py             Live NIFTY index lists from NSE + dated snapshots</w:t>
       </w:r>
       <w:r>
         <w:br/>
@@ -129,7 +129,7 @@
         <w:rPr>
           <w:rStyle w:val="VerbatimChar"/>
         </w:rPr>
-        <w:t xml:space="preserve">universe.py            Fetches live NIFTY index constituent lists from NSE</w:t>
+        <w:t xml:space="preserve">membership.py           Point-in-time index membership (cuts survivorship bias)</w:t>
       </w:r>
       <w:r>
         <w:br/>
@@ -138,7 +138,7 @@
         <w:rPr>
           <w:rStyle w:val="VerbatimChar"/>
         </w:rPr>
-        <w:t xml:space="preserve">strategies.py           STRATEGY ENGINE — pullback_trend, breakout, pluggable</w:t>
+        <w:t xml:space="preserve">strategies.py           STRATEGY ENGINE - pullback_trend, breakout, pluggable; section-3 technical filters</w:t>
       </w:r>
       <w:r>
         <w:br/>
@@ -147,7 +147,7 @@
         <w:rPr>
           <w:rStyle w:val="VerbatimChar"/>
         </w:rPr>
-        <w:t xml:space="preserve">risk.py                 RISK ENGINE — position sizing, targets, portfolio heat</w:t>
+        <w:t xml:space="preserve">risk.py                 RISK ENGINE - position sizing, targets, portfolio heat</w:t>
       </w:r>
       <w:r>
         <w:br/>
@@ -156,7 +156,7 @@
         <w:rPr>
           <w:rStyle w:val="VerbatimChar"/>
         </w:rPr>
-        <w:t xml:space="preserve">candidate_engine.py      CANDIDATE ENGINE — screens + ranks a universe, today</w:t>
+        <w:t xml:space="preserve">costs.py                Delivery charges (STT, stamp, GST, DP) + slippage</w:t>
       </w:r>
       <w:r>
         <w:br/>
@@ -165,7 +165,7 @@
         <w:rPr>
           <w:rStyle w:val="VerbatimChar"/>
         </w:rPr>
-        <w:t xml:space="preserve">backtester.py             BACKTESTER — historical simulation + metrics</w:t>
+        <w:t xml:space="preserve">filters.py              Pre-trade filters: liquidity, stop width, results calendar</w:t>
       </w:r>
       <w:r>
         <w:br/>
@@ -174,7 +174,7 @@
         <w:rPr>
           <w:rStyle w:val="VerbatimChar"/>
         </w:rPr>
-        <w:t xml:space="preserve">monitor.py                 POSITION MONITOR — is an open position still valid</w:t>
+        <w:t xml:space="preserve">market.py               Benchmark regime filter + relative strength</w:t>
       </w:r>
       <w:r>
         <w:br/>
@@ -183,7 +183,7 @@
         <w:rPr>
           <w:rStyle w:val="VerbatimChar"/>
         </w:rPr>
-        <w:t xml:space="preserve">screener.py                  CLI — wires it all together (screen / backtest / monitor / update-price)</w:t>
+        <w:t xml:space="preserve">exits.py                Breakeven / swing-low trailing stop and time-stop (shared by backtester and monitor)</w:t>
       </w:r>
       <w:r>
         <w:br/>
@@ -192,7 +192,7 @@
         <w:rPr>
           <w:rStyle w:val="VerbatimChar"/>
         </w:rPr>
-        <w:t xml:space="preserve">meta_model.py                 META-LABELING — optional calibrated win-probability filter (train-meta / --meta)</w:t>
+        <w:t xml:space="preserve">candidate_engine.py     CANDIDATE ENGINE - screens + ranks a universe, today</w:t>
       </w:r>
       <w:r>
         <w:br/>
@@ -201,7 +201,7 @@
         <w:rPr>
           <w:rStyle w:val="VerbatimChar"/>
         </w:rPr>
-        <w:t xml:space="preserve">anomaly.py                      financial anomaly scan (cash flow vs profit, debtor days, other income, ...)</w:t>
+        <w:t xml:space="preserve">backtester.py           BACKTESTER - gap-aware simulation, next-open fills, costs</w:t>
       </w:r>
       <w:r>
         <w:br/>
@@ -210,7 +210,7 @@
         <w:rPr>
           <w:rStyle w:val="VerbatimChar"/>
         </w:rPr>
-        <w:t xml:space="preserve">gov_classifier.py              optional classifier that lowers likely false-positive governance flags</w:t>
+        <w:t xml:space="preserve">validation.py           in/out-of-sample, year/regime, sweeps, walk-forward, Monte Carlo, ablation</w:t>
       </w:r>
       <w:r>
         <w:br/>
@@ -219,7 +219,151 @@
         <w:rPr>
           <w:rStyle w:val="VerbatimChar"/>
         </w:rPr>
-        <w:t xml:space="preserve">qualitative.py                  news sentiment (lexicon / FinBERT) + governance red-flag scan</w:t>
+        <w:t xml:space="preserve">report.py               Self-contained HTML validation report</w:t>
+      </w:r>
+      <w:r>
+        <w:br/>
+      </w:r>
+      <w:r>
+        <w:rPr>
+          <w:rStyle w:val="VerbatimChar"/>
+        </w:rPr>
+        <w:t xml:space="preserve">real_data_check.py      One-command real-data run of `validate` for both strategies</w:t>
+      </w:r>
+      <w:r>
+        <w:br/>
+      </w:r>
+      <w:r>
+        <w:rPr>
+          <w:rStyle w:val="VerbatimChar"/>
+        </w:rPr>
+        <w:t xml:space="preserve">monitor.py              POSITION MONITOR - is an open position still valid</w:t>
+      </w:r>
+      <w:r>
+        <w:br/>
+      </w:r>
+      <w:r>
+        <w:rPr>
+          <w:rStyle w:val="VerbatimChar"/>
+        </w:rPr>
+        <w:t xml:space="preserve">fundamentals.py         Section-1 rule checks (screen only); fund_weights.py + fundamental_weights.csv = rule weights</w:t>
+      </w:r>
+      <w:r>
+        <w:br/>
+      </w:r>
+      <w:r>
+        <w:rPr>
+          <w:rStyle w:val="VerbatimChar"/>
+        </w:rPr>
+        <w:t xml:space="preserve">screener_in.py          screener.in statements (up to 10y), FII/DII table</w:t>
+      </w:r>
+      <w:r>
+        <w:br/>
+      </w:r>
+      <w:r>
+        <w:rPr>
+          <w:rStyle w:val="VerbatimChar"/>
+        </w:rPr>
+        <w:t xml:space="preserve">nse_client.py           NSE shareholding, pledge (incl. XBRL), announcements</w:t>
+      </w:r>
+      <w:r>
+        <w:br/>
+      </w:r>
+      <w:r>
+        <w:rPr>
+          <w:rStyle w:val="VerbatimChar"/>
+        </w:rPr>
+        <w:t xml:space="preserve">ownership.py            Promoter / pledge / FII-DII metrics and quarter-on-quarter changes</w:t>
+      </w:r>
+      <w:r>
+        <w:br/>
+      </w:r>
+      <w:r>
+        <w:rPr>
+          <w:rStyle w:val="VerbatimChar"/>
+        </w:rPr>
+        <w:t xml:space="preserve">qualitative.py          News sentiment (lexicon / FinBERT / LLM) + governance red-flag scan</w:t>
+      </w:r>
+      <w:r>
+        <w:br/>
+      </w:r>
+      <w:r>
+        <w:rPr>
+          <w:rStyle w:val="VerbatimChar"/>
+        </w:rPr>
+        <w:t xml:space="preserve">news_dedup.py          Optional near-duplicate headline removal (word overlap or local sentence embeddings)</w:t>
+      </w:r>
+      <w:r>
+        <w:br/>
+      </w:r>
+      <w:r>
+        <w:rPr>
+          <w:rStyle w:val="VerbatimChar"/>
+        </w:rPr>
+        <w:t xml:space="preserve">gov_classifier.py       Optional classifier that lowers likely false-positive governance flags</w:t>
+      </w:r>
+      <w:r>
+        <w:br/>
+      </w:r>
+      <w:r>
+        <w:rPr>
+          <w:rStyle w:val="VerbatimChar"/>
+        </w:rPr>
+        <w:t xml:space="preserve">anomaly.py              Financial anomaly scan (cash flow vs profit, debtor days, other income, ...)</w:t>
+      </w:r>
+      <w:r>
+        <w:br/>
+      </w:r>
+      <w:r>
+        <w:rPr>
+          <w:rStyle w:val="VerbatimChar"/>
+        </w:rPr>
+        <w:t xml:space="preserve">meta_model.py          META-LABELING - optional calibrated win-probability filter (train-meta / --meta)</w:t>
+      </w:r>
+      <w:r>
+        <w:br/>
+      </w:r>
+      <w:r>
+        <w:rPr>
+          <w:rStyle w:val="VerbatimChar"/>
+        </w:rPr>
+        <w:t xml:space="preserve">cdsl_holdings_to_xls.py CDSL CAS PDF -&gt; holdings .xls and mutual fund -MF.XLS (see HoldingToExcel.md)</w:t>
+      </w:r>
+      <w:r>
+        <w:br/>
+      </w:r>
+      <w:r>
+        <w:rPr>
+          <w:rStyle w:val="VerbatimChar"/>
+        </w:rPr>
+        <w:t xml:space="preserve">holdings_analysis.py    Runs the rules over YOUR holdings -&gt; *_analysis.xlsx</w:t>
+      </w:r>
+      <w:r>
+        <w:br/>
+      </w:r>
+      <w:r>
+        <w:rPr>
+          <w:rStyle w:val="VerbatimChar"/>
+        </w:rPr>
+        <w:t xml:space="preserve">screener.py             CLI: screen / backtest / validate / monitor / update-price / train-meta / snapshot-changes</w:t>
+      </w:r>
+      <w:r>
+        <w:br/>
+      </w:r>
+      <w:r>
+        <w:rPr>
+          <w:rStyle w:val="VerbatimChar"/>
+        </w:rPr>
+        <w:t xml:space="preserve">diagnose_dump.py, fetch_xbrl_sample.py   Diagnostics for --debug-dump folders and NSE XBRL tags</w:t>
+      </w:r>
+      <w:r>
+        <w:br/>
+      </w:r>
+      <w:r>
+        <w:rPr>
+          <w:rStyle w:val="VerbatimChar"/>
+        </w:rPr>
+        <w:t xml:space="preserve">test_toolkit.py, test_sources.py, test_validation.py, test_membership.py, test_ml.py, test_dedup.py, test_universe.py   Offline tests</w:t>
       </w:r>
     </w:p>
     <w:p>
@@ -233,7 +377,58 @@
         <w:t xml:space="preserve"> </w:t>
       </w:r>
       <w:r>
-        <w:t xml:space="preserve">through the CLI.</w:t>
+        <w:t xml:space="preserve">through the CLI. Other commands:</w:t>
+      </w:r>
+      <w:r>
+        <w:t xml:space="preserve"> </w:t>
+      </w:r>
+      <w:r>
+        <w:rPr>
+          <w:rStyle w:val="VerbatimChar"/>
+        </w:rPr>
+        <w:t xml:space="preserve">validate</w:t>
+      </w:r>
+      <w:r>
+        <w:t xml:space="preserve"> </w:t>
+      </w:r>
+      <w:r>
+        <w:t xml:space="preserve">(stress-test a backtest),</w:t>
+      </w:r>
+      <w:r>
+        <w:t xml:space="preserve"> </w:t>
+      </w:r>
+      <w:r>
+        <w:rPr>
+          <w:rStyle w:val="VerbatimChar"/>
+        </w:rPr>
+        <w:t xml:space="preserve">train-meta</w:t>
+      </w:r>
+      <w:r>
+        <w:t xml:space="preserve">,</w:t>
+      </w:r>
+      <w:r>
+        <w:t xml:space="preserve"> </w:t>
+      </w:r>
+      <w:r>
+        <w:rPr>
+          <w:rStyle w:val="VerbatimChar"/>
+        </w:rPr>
+        <w:t xml:space="preserve">snapshot-changes</w:t>
+      </w:r>
+      <w:r>
+        <w:t xml:space="preserve">; holdings analysis runs through</w:t>
+      </w:r>
+      <w:r>
+        <w:t xml:space="preserve"> </w:t>
+      </w:r>
+      <w:r>
+        <w:rPr>
+          <w:rStyle w:val="VerbatimChar"/>
+        </w:rPr>
+        <w:t xml:space="preserve">holdings_analysis.py</w:t>
+      </w:r>
+      <w:r>
+        <w:t xml:space="preserve">.</w:t>
       </w:r>
     </w:p>
     <w:bookmarkEnd w:id="9"/>
@@ -255,6 +450,95 @@
           <w:rStyle w:val="VerbatimChar"/>
         </w:rPr>
         <w:t xml:space="preserve">pip install -r requirements.txt</w:t>
+      </w:r>
+    </w:p>
+    <w:p>
+      <w:pPr>
+        <w:pStyle w:val="FirstParagraph"/>
+      </w:pPr>
+      <w:r>
+        <w:rPr>
+          <w:rStyle w:val="VerbatimChar"/>
+        </w:rPr>
+        <w:t xml:space="preserve">requirements.txt</w:t>
+      </w:r>
+      <w:r>
+        <w:t xml:space="preserve"> </w:t>
+      </w:r>
+      <w:r>
+        <w:t xml:space="preserve">holds everything.</w:t>
+      </w:r>
+      <w:r>
+        <w:t xml:space="preserve"> </w:t>
+      </w:r>
+      <w:r>
+        <w:rPr>
+          <w:rStyle w:val="VerbatimChar"/>
+        </w:rPr>
+        <w:t xml:space="preserve">torch</w:t>
+      </w:r>
+      <w:r>
+        <w:t xml:space="preserve"> </w:t>
+      </w:r>
+      <w:r>
+        <w:t xml:space="preserve">and</w:t>
+      </w:r>
+      <w:r>
+        <w:t xml:space="preserve"> </w:t>
+      </w:r>
+      <w:r>
+        <w:rPr>
+          <w:rStyle w:val="VerbatimChar"/>
+        </w:rPr>
+        <w:t xml:space="preserve">transformers</w:t>
+      </w:r>
+      <w:r>
+        <w:t xml:space="preserve"> </w:t>
+      </w:r>
+      <w:r>
+        <w:t xml:space="preserve">are needed only for FinBERT and the</w:t>
+      </w:r>
+      <w:r>
+        <w:t xml:space="preserve"> </w:t>
+      </w:r>
+      <w:r>
+        <w:t xml:space="preserve">embedding classifier; on Windows install the right</w:t>
+      </w:r>
+      <w:r>
+        <w:t xml:space="preserve"> </w:t>
+      </w:r>
+      <w:r>
+        <w:rPr>
+          <w:rStyle w:val="VerbatimChar"/>
+        </w:rPr>
+        <w:t xml:space="preserve">torch</w:t>
+      </w:r>
+      <w:r>
+        <w:t xml:space="preserve"> </w:t>
+      </w:r>
+      <w:r>
+        <w:t xml:space="preserve">build from pytorch.org first.</w:t>
+      </w:r>
+      <w:r>
+        <w:t xml:space="preserve"> </w:t>
+      </w:r>
+      <w:r>
+        <w:t xml:space="preserve">Python 3.9+;</w:t>
+      </w:r>
+      <w:r>
+        <w:t xml:space="preserve"> </w:t>
+      </w:r>
+      <w:r>
+        <w:rPr>
+          <w:rStyle w:val="VerbatimChar"/>
+        </w:rPr>
+        <w:t xml:space="preserve">pytesseract</w:t>
+      </w:r>
+      <w:r>
+        <w:t xml:space="preserve"> </w:t>
+      </w:r>
+      <w:r>
+        <w:t xml:space="preserve">also needs the Tesseract program, and only for scanned CAS PDFs.</w:t>
       </w:r>
     </w:p>
     <w:bookmarkEnd w:id="10"/>
@@ -2043,18 +2327,166 @@
               <w:pStyle w:val="Compact"/>
             </w:pPr>
             <w:r>
-              <w:t xml:space="preserve">&lt;= industry median x 1.10</w:t>
-            </w:r>
-          </w:p>
-        </w:tc>
-        <w:tc>
-          <w:tcPr/>
-          <w:p>
-            <w:pPr>
-              <w:pStyle w:val="Compact"/>
-            </w:pPr>
-            <w:r>
-              <w:t xml:space="preserve">Median trailing P/E of NSE-Industry peers in the screened universe (needs &gt;= 5 peers)</w:t>
+              <w:t xml:space="preserve">&lt;= industry P/E x 1.10</w:t>
+            </w:r>
+          </w:p>
+        </w:tc>
+        <w:tc>
+          <w:tcPr/>
+          <w:p>
+            <w:pPr>
+              <w:pStyle w:val="Compact"/>
+            </w:pPr>
+            <w:r>
+              <w:t xml:space="preserve">Median P/E of the company’s own peer table on screener.in (needs 5+ peers), fetched per candidate and cached 7 days. An</w:t>
+            </w:r>
+            <w:r>
+              <w:t xml:space="preserve"> </w:t>
+            </w:r>
+            <w:r>
+              <w:rPr>
+                <w:rStyle w:val="VerbatimChar"/>
+              </w:rPr>
+              <w:t xml:space="preserve">industry_pe.csv</w:t>
+            </w:r>
+            <w:r>
+              <w:t xml:space="preserve"> </w:t>
+            </w:r>
+            <w:r>
+              <w:t xml:space="preserve">(</w:t>
+            </w:r>
+            <w:r>
+              <w:rPr>
+                <w:rStyle w:val="VerbatimChar"/>
+              </w:rPr>
+              <w:t xml:space="preserve">industry,pe</w:t>
+            </w:r>
+            <w:r>
+              <w:t xml:space="preserve"> </w:t>
+            </w:r>
+            <w:r>
+              <w:t xml:space="preserve">per line,</w:t>
+            </w:r>
+            <w:r>
+              <w:t xml:space="preserve"> </w:t>
+            </w:r>
+            <w:r>
+              <w:rPr>
+                <w:rStyle w:val="VerbatimChar"/>
+              </w:rPr>
+              <w:t xml:space="preserve">--industry-pe-file</w:t>
+            </w:r>
+            <w:r>
+              <w:t xml:space="preserve">) overrides it. n/a if the peer table cannot be read</w:t>
+            </w:r>
+          </w:p>
+        </w:tc>
+      </w:tr>
+      <w:tr>
+        <w:tc>
+          <w:tcPr/>
+          <w:p>
+            <w:pPr>
+              <w:pStyle w:val="Compact"/>
+            </w:pPr>
+            <w:r>
+              <w:t xml:space="preserve">FII trend (</w:t>
+            </w:r>
+            <w:r>
+              <w:rPr>
+                <w:rStyle w:val="VerbatimChar"/>
+              </w:rPr>
+              <w:t xml:space="preserve">fii_trend</w:t>
+            </w:r>
+            <w:r>
+              <w:t xml:space="preserve">)</w:t>
+            </w:r>
+          </w:p>
+        </w:tc>
+        <w:tc>
+          <w:tcPr/>
+          <w:p>
+            <w:pPr>
+              <w:pStyle w:val="Compact"/>
+            </w:pPr>
+            <w:r>
+              <w:t xml:space="preserve">FII holding did not fall</w:t>
+            </w:r>
+          </w:p>
+        </w:tc>
+        <w:tc>
+          <w:tcPr/>
+          <w:p>
+            <w:pPr>
+              <w:pStyle w:val="Compact"/>
+            </w:pPr>
+            <w:r>
+              <w:t xml:space="preserve">Change over the latest quarter,</w:t>
+            </w:r>
+            <w:r>
+              <w:t xml:space="preserve"> </w:t>
+            </w:r>
+            <w:r>
+              <w:rPr>
+                <w:rStyle w:val="VerbatimChar"/>
+              </w:rPr>
+              <w:t xml:space="preserve">--min-fii-change</w:t>
+            </w:r>
+          </w:p>
+        </w:tc>
+      </w:tr>
+      <w:tr>
+        <w:tc>
+          <w:tcPr/>
+          <w:p>
+            <w:pPr>
+              <w:pStyle w:val="Compact"/>
+            </w:pPr>
+            <w:r>
+              <w:t xml:space="preserve">DII trend (</w:t>
+            </w:r>
+            <w:r>
+              <w:rPr>
+                <w:rStyle w:val="VerbatimChar"/>
+              </w:rPr>
+              <w:t xml:space="preserve">dii_trend</w:t>
+            </w:r>
+            <w:r>
+              <w:t xml:space="preserve">)</w:t>
+            </w:r>
+          </w:p>
+        </w:tc>
+        <w:tc>
+          <w:tcPr/>
+          <w:p>
+            <w:pPr>
+              <w:pStyle w:val="Compact"/>
+            </w:pPr>
+            <w:r>
+              <w:t xml:space="preserve">DII holding did not fall</w:t>
+            </w:r>
+          </w:p>
+        </w:tc>
+        <w:tc>
+          <w:tcPr/>
+          <w:p>
+            <w:pPr>
+              <w:pStyle w:val="Compact"/>
+            </w:pPr>
+            <w:r>
+              <w:t xml:space="preserve">Change over the latest quarter,</w:t>
+            </w:r>
+            <w:r>
+              <w:t xml:space="preserve"> </w:t>
+            </w:r>
+            <w:r>
+              <w:rPr>
+                <w:rStyle w:val="VerbatimChar"/>
+              </w:rPr>
+              <w:t xml:space="preserve">--min-dii-change</w:t>
+            </w:r>
+            <w:r>
+              <w:t xml:space="preserve">; FII and DII are separate rules</w:t>
             </w:r>
           </w:p>
         </w:tc>
@@ -2238,19 +2670,64 @@
         <w:t xml:space="preserve"> </w:t>
       </w:r>
       <w:r>
-        <w:t xml:space="preserve">builds peer medians by fetching P/E for the whole universe on the first run (slow for nifty500), then caches for 7 days under</w:t>
-      </w:r>
-      <w:r>
-        <w:t xml:space="preserve"> </w:t>
-      </w:r>
-      <w:r>
-        <w:rPr>
-          <w:rStyle w:val="VerbatimChar"/>
-        </w:rPr>
-        <w:t xml:space="preserve">.cache/fundamentals/</w:t>
-      </w:r>
-      <w:r>
-        <w:t xml:space="preserve">. Skip it with</w:t>
+        <w:t xml:space="preserve">uses the median of the company’s own screener.in peer table (not a median over the screened universe);</w:t>
+      </w:r>
+      <w:r>
+        <w:t xml:space="preserve"> </w:t>
+      </w:r>
+      <w:r>
+        <w:rPr>
+          <w:rStyle w:val="VerbatimChar"/>
+        </w:rPr>
+        <w:t xml:space="preserve">industry_pe.csv</w:t>
+      </w:r>
+      <w:r>
+        <w:t xml:space="preserve"> </w:t>
+      </w:r>
+      <w:r>
+        <w:t xml:space="preserve">is an optional override. The peer request is untested against the live site: if a run shows</w:t>
+      </w:r>
+      <w:r>
+        <w:t xml:space="preserve"> </w:t>
+      </w:r>
+      <w:r>
+        <w:rPr>
+          <w:rStyle w:val="VerbatimChar"/>
+        </w:rPr>
+        <w:t xml:space="preserve">data: industry P/E: ...</w:t>
+      </w:r>
+      <w:r>
+        <w:t xml:space="preserve">, use</w:t>
+      </w:r>
+      <w:r>
+        <w:t xml:space="preserve"> </w:t>
+      </w:r>
+      <w:r>
+        <w:rPr>
+          <w:rStyle w:val="VerbatimChar"/>
+        </w:rPr>
+        <w:t xml:space="preserve">--debug-dump</w:t>
+      </w:r>
+      <w:r>
+        <w:t xml:space="preserve"> </w:t>
+      </w:r>
+      <w:r>
+        <w:t xml:space="preserve">and send the</w:t>
+      </w:r>
+      <w:r>
+        <w:t xml:space="preserve"> </w:t>
+      </w:r>
+      <w:r>
+        <w:rPr>
+          <w:rStyle w:val="VerbatimChar"/>
+        </w:rPr>
+        <w:t xml:space="preserve">screener_peers_*.html</w:t>
+      </w:r>
+      <w:r>
+        <w:t xml:space="preserve"> </w:t>
+      </w:r>
+      <w:r>
+        <w:t xml:space="preserve">file. Skip the rule with</w:t>
       </w:r>
       <w:r>
         <w:t xml:space="preserve"> </w:t>
@@ -2278,6 +2755,205 @@
           <w:b/>
           <w:bCs/>
         </w:rPr>
+        <w:t xml:space="preserve">Rule weights (optional).</w:t>
+      </w:r>
+      <w:r>
+        <w:t xml:space="preserve"> </w:t>
+      </w:r>
+      <w:r>
+        <w:rPr>
+          <w:rStyle w:val="VerbatimChar"/>
+        </w:rPr>
+        <w:t xml:space="preserve">--weights-file fundamental_weights.csv</w:t>
+      </w:r>
+      <w:r>
+        <w:t xml:space="preserve"> </w:t>
+      </w:r>
+      <w:r>
+        <w:t xml:space="preserve">weighs the rules (0 skips one); without it every rule counts 1. The CSV gains</w:t>
+      </w:r>
+      <w:r>
+        <w:t xml:space="preserve"> </w:t>
+      </w:r>
+      <w:r>
+        <w:rPr>
+          <w:rStyle w:val="VerbatimChar"/>
+        </w:rPr>
+        <w:t xml:space="preserve">fund_passed_w</w:t>
+      </w:r>
+      <w:r>
+        <w:t xml:space="preserve">,</w:t>
+      </w:r>
+      <w:r>
+        <w:t xml:space="preserve"> </w:t>
+      </w:r>
+      <w:r>
+        <w:rPr>
+          <w:rStyle w:val="VerbatimChar"/>
+        </w:rPr>
+        <w:t xml:space="preserve">fund_evaluated_w</w:t>
+      </w:r>
+      <w:r>
+        <w:t xml:space="preserve">,</w:t>
+      </w:r>
+      <w:r>
+        <w:t xml:space="preserve"> </w:t>
+      </w:r>
+      <w:r>
+        <w:rPr>
+          <w:rStyle w:val="VerbatimChar"/>
+        </w:rPr>
+        <w:t xml:space="preserve">fund_score</w:t>
+      </w:r>
+      <w:r>
+        <w:t xml:space="preserve">,</w:t>
+      </w:r>
+      <w:r>
+        <w:t xml:space="preserve"> </w:t>
+      </w:r>
+      <w:r>
+        <w:rPr>
+          <w:rStyle w:val="VerbatimChar"/>
+        </w:rPr>
+        <w:t xml:space="preserve">fund_tier</w:t>
+      </w:r>
+      <w:r>
+        <w:t xml:space="preserve">,</w:t>
+      </w:r>
+      <w:r>
+        <w:t xml:space="preserve"> </w:t>
+      </w:r>
+      <w:r>
+        <w:rPr>
+          <w:rStyle w:val="VerbatimChar"/>
+        </w:rPr>
+        <w:t xml:space="preserve">industry_pe</w:t>
+      </w:r>
+      <w:r>
+        <w:t xml:space="preserve">,</w:t>
+      </w:r>
+      <w:r>
+        <w:t xml:space="preserve"> </w:t>
+      </w:r>
+      <w:r>
+        <w:rPr>
+          <w:rStyle w:val="VerbatimChar"/>
+        </w:rPr>
+        <w:t xml:space="preserve">sales_growth_pct</w:t>
+      </w:r>
+      <w:r>
+        <w:t xml:space="preserve">,</w:t>
+      </w:r>
+      <w:r>
+        <w:t xml:space="preserve"> </w:t>
+      </w:r>
+      <w:r>
+        <w:rPr>
+          <w:rStyle w:val="VerbatimChar"/>
+        </w:rPr>
+        <w:t xml:space="preserve">pat_growth_pct</w:t>
+      </w:r>
+      <w:r>
+        <w:t xml:space="preserve">,</w:t>
+      </w:r>
+      <w:r>
+        <w:t xml:space="preserve"> </w:t>
+      </w:r>
+      <w:r>
+        <w:rPr>
+          <w:rStyle w:val="VerbatimChar"/>
+        </w:rPr>
+        <w:t xml:space="preserve">promoter_change_1q</w:t>
+      </w:r>
+      <w:r>
+        <w:t xml:space="preserve">,</w:t>
+      </w:r>
+      <w:r>
+        <w:t xml:space="preserve"> </w:t>
+      </w:r>
+      <w:r>
+        <w:rPr>
+          <w:rStyle w:val="VerbatimChar"/>
+        </w:rPr>
+        <w:t xml:space="preserve">pledged_change_1q</w:t>
+      </w:r>
+      <w:r>
+        <w:t xml:space="preserve">,</w:t>
+      </w:r>
+      <w:r>
+        <w:t xml:space="preserve"> </w:t>
+      </w:r>
+      <w:r>
+        <w:rPr>
+          <w:rStyle w:val="VerbatimChar"/>
+        </w:rPr>
+        <w:t xml:space="preserve">fii_pct</w:t>
+      </w:r>
+      <w:r>
+        <w:t xml:space="preserve">,</w:t>
+      </w:r>
+      <w:r>
+        <w:t xml:space="preserve"> </w:t>
+      </w:r>
+      <w:r>
+        <w:rPr>
+          <w:rStyle w:val="VerbatimChar"/>
+        </w:rPr>
+        <w:t xml:space="preserve">fii_change_1q</w:t>
+      </w:r>
+      <w:r>
+        <w:t xml:space="preserve">,</w:t>
+      </w:r>
+      <w:r>
+        <w:t xml:space="preserve"> </w:t>
+      </w:r>
+      <w:r>
+        <w:rPr>
+          <w:rStyle w:val="VerbatimChar"/>
+        </w:rPr>
+        <w:t xml:space="preserve">dii_pct</w:t>
+      </w:r>
+      <w:r>
+        <w:t xml:space="preserve">,</w:t>
+      </w:r>
+      <w:r>
+        <w:t xml:space="preserve"> </w:t>
+      </w:r>
+      <w:r>
+        <w:rPr>
+          <w:rStyle w:val="VerbatimChar"/>
+        </w:rPr>
+        <w:t xml:space="preserve">dii_change_1q</w:t>
+      </w:r>
+      <w:r>
+        <w:t xml:space="preserve">,</w:t>
+      </w:r>
+      <w:r>
+        <w:t xml:space="preserve"> </w:t>
+      </w:r>
+      <w:r>
+        <w:rPr>
+          <w:rStyle w:val="VerbatimChar"/>
+        </w:rPr>
+        <w:t xml:space="preserve">sentiment_label</w:t>
+      </w:r>
+      <w:r>
+        <w:t xml:space="preserve">.</w:t>
+      </w:r>
+      <w:r>
+        <w:t xml:space="preserve"> </w:t>
+      </w:r>
+      <w:r>
+        <w:t xml:space="preserve">-</w:t>
+      </w:r>
+      <w:r>
+        <w:t xml:space="preserve"> </w:t>
+      </w:r>
+      <w:r>
+        <w:rPr>
+          <w:b/>
+          <w:bCs/>
+        </w:rPr>
         <w:t xml:space="preserve">PEG &lt; 1</w:t>
       </w:r>
       <w:r>
@@ -2656,7 +3332,7 @@
       </w:r>
     </w:p>
     <w:bookmarkEnd w:id="18"/>
-    <w:bookmarkStart w:id="23" w:name="optional-ml-layers-pytorch-scikit-learn"/>
+    <w:bookmarkStart w:id="24" w:name="optional-ml-layers-pytorch-scikit-learn"/>
     <w:p>
       <w:pPr>
         <w:pStyle w:val="Heading2"/>
@@ -2687,7 +3363,7 @@
         <w:rPr>
           <w:rStyle w:val="VerbatimChar"/>
         </w:rPr>
-        <w:t xml:space="preserve">pip install -r requirements-ml.txt        # torch, transformers, scikit-learn (Windows: see pytorch.org for the right torch build)</w:t>
+        <w:t xml:space="preserve">pip install -r requirements.txt           # includes torch, transformers, scikit-learn (Windows: see pytorch.org for the right torch build)</w:t>
       </w:r>
     </w:p>
     <w:bookmarkStart w:id="19" w:name="finbert-news-sentiment-qualitative.py"/>
@@ -2793,7 +3469,191 @@
       </w:r>
     </w:p>
     <w:bookmarkEnd w:id="19"/>
-    <w:bookmarkStart w:id="20" w:name="X40c2eaed909886a03f6396859bf2df517329ded"/>
+    <w:bookmarkStart w:id="20" w:name="b.-news-de-duplication-news_dedup.py"/>
+    <w:p>
+      <w:pPr>
+        <w:pStyle w:val="Heading3"/>
+      </w:pPr>
+      <w:r>
+        <w:t xml:space="preserve">1b. News de-duplication (</w:t>
+      </w:r>
+      <w:r>
+        <w:rPr>
+          <w:rStyle w:val="VerbatimChar"/>
+        </w:rPr>
+        <w:t xml:space="preserve">news_dedup.py</w:t>
+      </w:r>
+      <w:r>
+        <w:t xml:space="preserve">)</w:t>
+      </w:r>
+    </w:p>
+    <w:p>
+      <w:pPr>
+        <w:pStyle w:val="FirstParagraph"/>
+      </w:pPr>
+      <w:r>
+        <w:t xml:space="preserve">Google News returns the same story many times, which inflates the headline count and lets one story dominate the</w:t>
+      </w:r>
+      <w:r>
+        <w:t xml:space="preserve"> </w:t>
+      </w:r>
+      <w:r>
+        <w:t xml:space="preserve">sentiment average.</w:t>
+      </w:r>
+      <w:r>
+        <w:t xml:space="preserve"> </w:t>
+      </w:r>
+      <w:r>
+        <w:rPr>
+          <w:rStyle w:val="VerbatimChar"/>
+        </w:rPr>
+        <w:t xml:space="preserve">--dedup</w:t>
+      </w:r>
+      <w:r>
+        <w:t xml:space="preserve"> </w:t>
+      </w:r>
+      <w:r>
+        <w:t xml:space="preserve">keeps one headline per cluster of near-duplicates (newest kept) before scoring.</w:t>
+      </w:r>
+    </w:p>
+    <w:p>
+      <w:pPr>
+        <w:pStyle w:val="SourceCode"/>
+      </w:pPr>
+      <w:r>
+        <w:rPr>
+          <w:rStyle w:val="VerbatimChar"/>
+        </w:rPr>
+        <w:t xml:space="preserve">python screener.py screen --index nifty200 --qualitative flag --dedup lexical     # word overlap, no extra packages</w:t>
+      </w:r>
+      <w:r>
+        <w:br/>
+      </w:r>
+      <w:r>
+        <w:rPr>
+          <w:rStyle w:val="VerbatimChar"/>
+        </w:rPr>
+        <w:t xml:space="preserve">python screener.py screen --index nifty200 --qualitative flag --dedup embed       # local sentence embeddings</w:t>
+      </w:r>
+      <w:r>
+        <w:br/>
+      </w:r>
+      <w:r>
+        <w:rPr>
+          <w:rStyle w:val="VerbatimChar"/>
+        </w:rPr>
+        <w:t xml:space="preserve">python holdings_analysis.py holdings.xls --dedup embed --dedup-model C:\models\minilm</w:t>
+      </w:r>
+    </w:p>
+    <w:p>
+      <w:pPr>
+        <w:pStyle w:val="FirstParagraph"/>
+      </w:pPr>
+      <w:r>
+        <w:t xml:space="preserve">Only headlines within 3 days of an already-kept similar one are dropped, so a story that returns weeks later</w:t>
+      </w:r>
+      <w:r>
+        <w:t xml:space="preserve"> </w:t>
+      </w:r>
+      <w:r>
+        <w:t xml:space="preserve">still counts.</w:t>
+      </w:r>
+      <w:r>
+        <w:t xml:space="preserve"> </w:t>
+      </w:r>
+      <w:r>
+        <w:rPr>
+          <w:rStyle w:val="VerbatimChar"/>
+        </w:rPr>
+        <w:t xml:space="preserve">embed</w:t>
+      </w:r>
+      <w:r>
+        <w:t xml:space="preserve"> </w:t>
+      </w:r>
+      <w:r>
+        <w:t xml:space="preserve">loads</w:t>
+      </w:r>
+      <w:r>
+        <w:t xml:space="preserve"> </w:t>
+      </w:r>
+      <w:r>
+        <w:rPr>
+          <w:rStyle w:val="VerbatimChar"/>
+        </w:rPr>
+        <w:t xml:space="preserve">sentence-transformers/all-MiniLM-L6-v2</w:t>
+      </w:r>
+      <w:r>
+        <w:t xml:space="preserve"> </w:t>
+      </w:r>
+      <w:r>
+        <w:t xml:space="preserve">(about 90 MB, via</w:t>
+      </w:r>
+      <w:r>
+        <w:t xml:space="preserve"> </w:t>
+      </w:r>
+      <w:r>
+        <w:rPr>
+          <w:rStyle w:val="VerbatimChar"/>
+        </w:rPr>
+        <w:t xml:space="preserve">transformers</w:t>
+      </w:r>
+      <w:r>
+        <w:t xml:space="preserve">, needs</w:t>
+      </w:r>
+      <w:r>
+        <w:t xml:space="preserve"> </w:t>
+      </w:r>
+      <w:r>
+        <w:t xml:space="preserve">torch); if it cannot load, it warns and falls back to word overlap. The result gains</w:t>
+      </w:r>
+      <w:r>
+        <w:t xml:space="preserve"> </w:t>
+      </w:r>
+      <w:r>
+        <w:rPr>
+          <w:rStyle w:val="VerbatimChar"/>
+        </w:rPr>
+        <w:t xml:space="preserve">news_dupes_removed</w:t>
+      </w:r>
+      <w:r>
+        <w:t xml:space="preserve">.</w:t>
+      </w:r>
+      <w:r>
+        <w:t xml:space="preserve"> </w:t>
+      </w:r>
+      <w:r>
+        <w:t xml:space="preserve">Default is</w:t>
+      </w:r>
+      <w:r>
+        <w:t xml:space="preserve"> </w:t>
+      </w:r>
+      <w:r>
+        <w:rPr>
+          <w:rStyle w:val="VerbatimChar"/>
+        </w:rPr>
+        <w:t xml:space="preserve">none</w:t>
+      </w:r>
+      <w:r>
+        <w:t xml:space="preserve"> </w:t>
+      </w:r>
+      <w:r>
+        <w:t xml:space="preserve">(old behaviour). Offline tests:</w:t>
+      </w:r>
+      <w:r>
+        <w:t xml:space="preserve"> </w:t>
+      </w:r>
+      <w:r>
+        <w:rPr>
+          <w:rStyle w:val="VerbatimChar"/>
+        </w:rPr>
+        <w:t xml:space="preserve">python test_dedup.py</w:t>
+      </w:r>
+      <w:r>
+        <w:t xml:space="preserve">.</w:t>
+      </w:r>
+    </w:p>
+    <w:bookmarkEnd w:id="20"/>
+    <w:bookmarkStart w:id="21" w:name="X40c2eaed909886a03f6396859bf2df517329ded"/>
     <w:p>
       <w:pPr>
         <w:pStyle w:val="Heading3"/>
@@ -3022,8 +3882,8 @@
         <w:t xml:space="preserve">The built-in seed set (about 40 rows) is only a demo; aim for 100+ reviewed rows before relying on it.</w:t>
       </w:r>
     </w:p>
-    <w:bookmarkEnd w:id="20"/>
-    <w:bookmarkStart w:id="21" w:name="Xb9cc7e6f8371141b907e66a5b1ad194673d4bd7"/>
+    <w:bookmarkEnd w:id="21"/>
+    <w:bookmarkStart w:id="22" w:name="Xb9cc7e6f8371141b907e66a5b1ad194673d4bd7"/>
     <w:p>
       <w:pPr>
         <w:pStyle w:val="Heading3"/>
@@ -3469,8 +4329,8 @@
         <w:t xml:space="preserve">.</w:t>
       </w:r>
     </w:p>
-    <w:bookmarkEnd w:id="21"/>
-    <w:bookmarkStart w:id="22" w:name="financial-anomaly-detection-anomaly.py"/>
+    <w:bookmarkEnd w:id="22"/>
+    <w:bookmarkStart w:id="23" w:name="financial-anomaly-detection-anomaly.py"/>
     <w:p>
       <w:pPr>
         <w:pStyle w:val="Heading3"/>
@@ -3681,9 +4541,306 @@
         <w:t xml:space="preserve">after this update re-fetches screener.in pages (cache version bumped) to read the cash-flow table.</w:t>
       </w:r>
     </w:p>
-    <w:bookmarkEnd w:id="22"/>
     <w:bookmarkEnd w:id="23"/>
-    <w:bookmarkStart w:id="24" w:name="shared-options-both-screen-and-backtest"/>
+    <w:bookmarkEnd w:id="24"/>
+    <w:bookmarkStart w:id="25" w:name="whole-market-universe---index-all"/>
+    <w:p>
+      <w:pPr>
+        <w:pStyle w:val="Heading2"/>
+      </w:pPr>
+      <w:r>
+        <w:t xml:space="preserve">Whole-market universe (</w:t>
+      </w:r>
+      <w:r>
+        <w:rPr>
+          <w:rStyle w:val="VerbatimChar"/>
+        </w:rPr>
+        <w:t xml:space="preserve">--index all</w:t>
+      </w:r>
+      <w:r>
+        <w:t xml:space="preserve">)</w:t>
+      </w:r>
+    </w:p>
+    <w:p>
+      <w:pPr>
+        <w:pStyle w:val="SourceCode"/>
+      </w:pPr>
+      <w:r>
+        <w:rPr>
+          <w:rStyle w:val="VerbatimChar"/>
+        </w:rPr>
+        <w:t xml:space="preserve">python screener.py screen --index all                                  # every EQ-series NSE stock with last-day traded value &gt;= Rs 0.5 Cr</w:t>
+      </w:r>
+      <w:r>
+        <w:br/>
+      </w:r>
+      <w:r>
+        <w:rPr>
+          <w:rStyle w:val="VerbatimChar"/>
+        </w:rPr>
+        <w:t xml:space="preserve">python screener.py screen --index all --universe-min-turnover-cr 2     # stricter pre-filter</w:t>
+      </w:r>
+      <w:r>
+        <w:br/>
+      </w:r>
+      <w:r>
+        <w:rPr>
+          <w:rStyle w:val="VerbatimChar"/>
+        </w:rPr>
+        <w:t xml:space="preserve">python screener.py screen --index all --universe-min-turnover-cr 0     # no pre-filter (thousands of symbols: very slow)</w:t>
+      </w:r>
+      <w:r>
+        <w:br/>
+      </w:r>
+      <w:r>
+        <w:rPr>
+          <w:rStyle w:val="VerbatimChar"/>
+        </w:rPr>
+        <w:t xml:space="preserve">python screener.py screen --index all --cap-class small --max-from-high-pct 15</w:t>
+      </w:r>
+    </w:p>
+    <w:p>
+      <w:pPr>
+        <w:pStyle w:val="FirstParagraph"/>
+      </w:pPr>
+      <w:r>
+        <w:t xml:space="preserve">The list comes from NSE’s</w:t>
+      </w:r>
+      <w:r>
+        <w:t xml:space="preserve"> </w:t>
+      </w:r>
+      <w:r>
+        <w:rPr>
+          <w:rStyle w:val="VerbatimChar"/>
+        </w:rPr>
+        <w:t xml:space="preserve">EQUITY_L.csv</w:t>
+      </w:r>
+      <w:r>
+        <w:t xml:space="preserve"> </w:t>
+      </w:r>
+      <w:r>
+        <w:t xml:space="preserve">(EQ series only, so trade-for-trade BE stocks are dropped) and the latest</w:t>
+      </w:r>
+      <w:r>
+        <w:t xml:space="preserve"> </w:t>
+      </w:r>
+      <w:r>
+        <w:t xml:space="preserve">daily bhavcopy (</w:t>
+      </w:r>
+      <w:r>
+        <w:rPr>
+          <w:rStyle w:val="VerbatimChar"/>
+        </w:rPr>
+        <w:t xml:space="preserve">sec_bhavdata_full</w:t>
+      </w:r>
+      <w:r>
+        <w:t xml:space="preserve">), which gives every stock’s traded value in one file, so illiquid names are</w:t>
+      </w:r>
+      <w:r>
+        <w:t xml:space="preserve"> </w:t>
+      </w:r>
+      <w:r>
+        <w:t xml:space="preserve">removed BEFORE any price history is downloaded. The pre-filter uses ONE day’s traded value as a cheap first cut;</w:t>
+      </w:r>
+      <w:r>
+        <w:t xml:space="preserve"> </w:t>
+      </w:r>
+      <w:r>
+        <w:t xml:space="preserve">the strategy’s own 20-day liquidity rule (</w:t>
+      </w:r>
+      <w:r>
+        <w:rPr>
+          <w:rStyle w:val="VerbatimChar"/>
+        </w:rPr>
+        <w:t xml:space="preserve">--min-turnover-cr</w:t>
+      </w:r>
+      <w:r>
+        <w:t xml:space="preserve">) still applies afterwards. If no bhavcopy is</w:t>
+      </w:r>
+      <w:r>
+        <w:t xml:space="preserve"> </w:t>
+      </w:r>
+      <w:r>
+        <w:t xml:space="preserve">found for the last 7 days the run stops with a message instead of silently using an unfiltered list.</w:t>
+      </w:r>
+    </w:p>
+    <w:p>
+      <w:pPr>
+        <w:pStyle w:val="BodyText"/>
+      </w:pPr>
+      <w:r>
+        <w:t xml:space="preserve">Sector: taken from the Nifty 500 list where the stock is in it; otherwise</w:t>
+      </w:r>
+      <w:r>
+        <w:t xml:space="preserve"> </w:t>
+      </w:r>
+      <w:r>
+        <w:rPr>
+          <w:rStyle w:val="VerbatimChar"/>
+        </w:rPr>
+        <w:t xml:space="preserve">Unknown</w:t>
+      </w:r>
+      <w:r>
+        <w:t xml:space="preserve">, or</w:t>
+      </w:r>
+      <w:r>
+        <w:t xml:space="preserve"> </w:t>
+      </w:r>
+      <w:r>
+        <w:rPr>
+          <w:rStyle w:val="VerbatimChar"/>
+        </w:rPr>
+        <w:t xml:space="preserve">Financial Services (guessed)</w:t>
+      </w:r>
+      <w:r>
+        <w:t xml:space="preserve"> </w:t>
+      </w:r>
+      <w:r>
+        <w:t xml:space="preserve">when the company name looks like a lender (so the bank-style rule exemptions apply). Stocks outside the Nifty 500</w:t>
+      </w:r>
+      <w:r>
+        <w:t xml:space="preserve"> </w:t>
+      </w:r>
+      <w:r>
+        <w:t xml:space="preserve">therefore have no industry P/E and are not counted in the sector-cap check. Guessed names are left out of the</w:t>
+      </w:r>
+      <w:r>
+        <w:t xml:space="preserve"> </w:t>
+      </w:r>
+      <w:r>
+        <w:t xml:space="preserve">industry P/E medians.</w:t>
+      </w:r>
+    </w:p>
+    <w:p>
+      <w:pPr>
+        <w:pStyle w:val="BodyText"/>
+      </w:pPr>
+      <w:r>
+        <w:t xml:space="preserve">Limits: today’s list only (survivorship bias;</w:t>
+      </w:r>
+      <w:r>
+        <w:t xml:space="preserve"> </w:t>
+      </w:r>
+      <w:r>
+        <w:rPr>
+          <w:rStyle w:val="VerbatimChar"/>
+        </w:rPr>
+        <w:t xml:space="preserve">--membership-file</w:t>
+      </w:r>
+      <w:r>
+        <w:t xml:space="preserve"> </w:t>
+      </w:r>
+      <w:r>
+        <w:t xml:space="preserve">is ignored with</w:t>
+      </w:r>
+      <w:r>
+        <w:t xml:space="preserve"> </w:t>
+      </w:r>
+      <w:r>
+        <w:rPr>
+          <w:rStyle w:val="VerbatimChar"/>
+        </w:rPr>
+        <w:t xml:space="preserve">--index all</w:t>
+      </w:r>
+      <w:r>
+        <w:t xml:space="preserve">), and market cap is</w:t>
+      </w:r>
+      <w:r>
+        <w:t xml:space="preserve"> </w:t>
+      </w:r>
+      <w:r>
+        <w:t xml:space="preserve">still Yahoo’s live snapshot, so use</w:t>
+      </w:r>
+      <w:r>
+        <w:t xml:space="preserve"> </w:t>
+      </w:r>
+      <w:r>
+        <w:rPr>
+          <w:rStyle w:val="VerbatimChar"/>
+        </w:rPr>
+        <w:t xml:space="preserve">--cap-class small|mid|large</w:t>
+      </w:r>
+      <w:r>
+        <w:t xml:space="preserve"> </w:t>
+      </w:r>
+      <w:r>
+        <w:t xml:space="preserve">to pick the band. A full-market run downloads</w:t>
+      </w:r>
+      <w:r>
+        <w:t xml:space="preserve"> </w:t>
+      </w:r>
+      <w:r>
+        <w:t xml:space="preserve">price history per symbol, so expect it to take much longer than Nifty 200;</w:t>
+      </w:r>
+      <w:r>
+        <w:t xml:space="preserve"> </w:t>
+      </w:r>
+      <w:r>
+        <w:rPr>
+          <w:rStyle w:val="VerbatimChar"/>
+        </w:rPr>
+        <w:t xml:space="preserve">screen</w:t>
+      </w:r>
+      <w:r>
+        <w:t xml:space="preserve"> </w:t>
+      </w:r>
+      <w:r>
+        <w:t xml:space="preserve">is the sensible use. Untested</w:t>
+      </w:r>
+      <w:r>
+        <w:t xml:space="preserve"> </w:t>
+      </w:r>
+      <w:r>
+        <w:t xml:space="preserve">against the live NSE files (offline tests only): if the bhavcopy columns or URL change,</w:t>
+      </w:r>
+      <w:r>
+        <w:t xml:space="preserve"> </w:t>
+      </w:r>
+      <w:r>
+        <w:rPr>
+          <w:rStyle w:val="VerbatimChar"/>
+        </w:rPr>
+        <w:t xml:space="preserve">parse_bhavcopy</w:t>
+      </w:r>
+      <w:r>
+        <w:t xml:space="preserve"> </w:t>
+      </w:r>
+      <w:r>
+        <w:t xml:space="preserve">and</w:t>
+      </w:r>
+      <w:r>
+        <w:t xml:space="preserve"> </w:t>
+      </w:r>
+      <w:r>
+        <w:rPr>
+          <w:rStyle w:val="VerbatimChar"/>
+        </w:rPr>
+        <w:t xml:space="preserve">BHAV_URL</w:t>
+      </w:r>
+      <w:r>
+        <w:t xml:space="preserve"> </w:t>
+      </w:r>
+      <w:r>
+        <w:t xml:space="preserve">in</w:t>
+      </w:r>
+      <w:r>
+        <w:t xml:space="preserve"> </w:t>
+      </w:r>
+      <w:r>
+        <w:rPr>
+          <w:rStyle w:val="VerbatimChar"/>
+        </w:rPr>
+        <w:t xml:space="preserve">universe.py</w:t>
+      </w:r>
+      <w:r>
+        <w:t xml:space="preserve"> </w:t>
+      </w:r>
+      <w:r>
+        <w:t xml:space="preserve">are the two places to fix.</w:t>
+      </w:r>
+    </w:p>
+    <w:bookmarkEnd w:id="25"/>
+    <w:bookmarkStart w:id="26" w:name="shared-options-both-screen-and-backtest"/>
     <w:p>
       <w:pPr>
         <w:pStyle w:val="Heading2"/>
@@ -3844,6 +5001,21 @@
               <w:t xml:space="preserve">nifty500</w:t>
             </w:r>
             <w:r>
+              <w:t xml:space="preserve"> </w:t>
+            </w:r>
+            <w:r>
+              <w:t xml:space="preserve">/</w:t>
+            </w:r>
+            <w:r>
+              <w:t xml:space="preserve"> </w:t>
+            </w:r>
+            <w:r>
+              <w:rPr>
+                <w:rStyle w:val="VerbatimChar"/>
+              </w:rPr>
+              <w:t xml:space="preserve">all</w:t>
+            </w:r>
+            <w:r>
               <w:t xml:space="preserve">, fetched live from NSE</w:t>
             </w:r>
           </w:p>
@@ -4231,8 +5403,8 @@
         </w:tc>
       </w:tr>
     </w:tbl>
-    <w:bookmarkEnd w:id="24"/>
-    <w:bookmarkStart w:id="25" w:name="the-two-built-in-strategies"/>
+    <w:bookmarkEnd w:id="26"/>
+    <w:bookmarkStart w:id="27" w:name="the-two-built-in-strategies"/>
     <w:p>
       <w:pPr>
         <w:pStyle w:val="Heading2"/>
@@ -4398,8 +5570,8 @@
         <w:t xml:space="preserve">.</w:t>
       </w:r>
     </w:p>
-    <w:bookmarkEnd w:id="25"/>
-    <w:bookmarkStart w:id="26" w:name="X94400ca0dd8722cba2119938bc075ef584e816a"/>
+    <w:bookmarkEnd w:id="27"/>
+    <w:bookmarkStart w:id="28" w:name="X94400ca0dd8722cba2119938bc075ef584e816a"/>
     <w:p>
       <w:pPr>
         <w:pStyle w:val="Heading2"/>
@@ -4473,19 +5645,59 @@
           <w:b/>
           <w:bCs/>
         </w:rPr>
-        <w:t xml:space="preserve">No brokerage, STT, or taxes</w:t>
-      </w:r>
-      <w:r>
-        <w:t xml:space="preserve"> </w:t>
-      </w:r>
-      <w:r>
-        <w:t xml:space="preserve">are deducted in the backtest. Real returns</w:t>
-      </w:r>
-      <w:r>
-        <w:t xml:space="preserve"> </w:t>
-      </w:r>
-      <w:r>
-        <w:t xml:space="preserve">would be lower, especially with many small trades.</w:t>
+        <w:t xml:space="preserve">Costs are estimates.</w:t>
+      </w:r>
+      <w:r>
+        <w:t xml:space="preserve"> </w:t>
+      </w:r>
+      <w:r>
+        <w:t xml:space="preserve">Statutory charges (STT, exchange, SEBI, stamp duty, GST, DP charge) and 0.10%</w:t>
+      </w:r>
+      <w:r>
+        <w:t xml:space="preserve"> </w:t>
+      </w:r>
+      <w:r>
+        <w:t xml:space="preserve">slippage per market fill are deducted (</w:t>
+      </w:r>
+      <w:r>
+        <w:rPr>
+          <w:rStyle w:val="VerbatimChar"/>
+        </w:rPr>
+        <w:t xml:space="preserve">costs.py</w:t>
+      </w:r>
+      <w:r>
+        <w:t xml:space="preserve">;</w:t>
+      </w:r>
+      <w:r>
+        <w:t xml:space="preserve"> </w:t>
+      </w:r>
+      <w:r>
+        <w:rPr>
+          <w:rStyle w:val="VerbatimChar"/>
+        </w:rPr>
+        <w:t xml:space="preserve">--no-costs</w:t>
+      </w:r>
+      <w:r>
+        <w:t xml:space="preserve"> </w:t>
+      </w:r>
+      <w:r>
+        <w:t xml:space="preserve">switches them off). The rates are best</w:t>
+      </w:r>
+      <w:r>
+        <w:t xml:space="preserve"> </w:t>
+      </w:r>
+      <w:r>
+        <w:t xml:space="preserve">estimates: check them against a contract note from your broker.</w:t>
+      </w:r>
+      <w:r>
+        <w:t xml:space="preserve"> </w:t>
+      </w:r>
+      <w:r>
+        <w:rPr>
+          <w:b/>
+          <w:bCs/>
+        </w:rPr>
+        <w:t xml:space="preserve">Capital-gains tax is not modelled.</w:t>
       </w:r>
     </w:p>
     <w:p>
@@ -4501,13 +5713,16 @@
           <w:b/>
           <w:bCs/>
         </w:rPr>
-        <w:t xml:space="preserve">No slippage</w:t>
-      </w:r>
-      <w:r>
-        <w:t xml:space="preserve"> </w:t>
-      </w:r>
-      <w:r>
-        <w:t xml:space="preserve">— fills assume you get exactly the signalled price.</w:t>
+        <w:t xml:space="preserve">Fills are idealised</w:t>
+      </w:r>
+      <w:r>
+        <w:t xml:space="preserve">: next-open entries, gap-aware stops, no circuit-limit or liquidity-depth modelling,</w:t>
+      </w:r>
+      <w:r>
+        <w:t xml:space="preserve"> </w:t>
+      </w:r>
+      <w:r>
+        <w:t xml:space="preserve">daily bars only.</w:t>
       </w:r>
     </w:p>
     <w:p>
@@ -4554,16 +5769,16 @@
           <w:b/>
           <w:bCs/>
         </w:rPr>
-        <w:t xml:space="preserve">Data quality</w:t>
-      </w:r>
-      <w:r>
-        <w:t xml:space="preserve">: Yahoo Finance data for NSE stocks can have gaps or</w:t>
-      </w:r>
-      <w:r>
-        <w:t xml:space="preserve"> </w:t>
-      </w:r>
-      <w:r>
-        <w:t xml:space="preserve">occasional errors. Spot-check surprising results against a real chart.</w:t>
+        <w:t xml:space="preserve">Fundamentals, ownership, news and anomaly checks are live snapshots</w:t>
+      </w:r>
+      <w:r>
+        <w:t xml:space="preserve">, so they are screen-only and never</w:t>
+      </w:r>
+      <w:r>
+        <w:t xml:space="preserve"> </w:t>
+      </w:r>
+      <w:r>
+        <w:t xml:space="preserve">used in the backtester or as ML features.</w:t>
       </w:r>
     </w:p>
     <w:p>
@@ -4575,6 +5790,126 @@
         </w:numPr>
       </w:pPr>
       <w:r>
+        <w:rPr>
+          <w:b/>
+          <w:bCs/>
+        </w:rPr>
+        <w:t xml:space="preserve">Parsers are untested against live sites.</w:t>
+      </w:r>
+      <w:r>
+        <w:t xml:space="preserve"> </w:t>
+      </w:r>
+      <w:r>
+        <w:t xml:space="preserve">The NSE, screener.in and Google News code and the FinBERT</w:t>
+      </w:r>
+      <w:r>
+        <w:t xml:space="preserve"> </w:t>
+      </w:r>
+      <w:r>
+        <w:t xml:space="preserve">download were only tested offline; use</w:t>
+      </w:r>
+      <w:r>
+        <w:t xml:space="preserve"> </w:t>
+      </w:r>
+      <w:r>
+        <w:rPr>
+          <w:rStyle w:val="VerbatimChar"/>
+        </w:rPr>
+        <w:t xml:space="preserve">--debug-dump</w:t>
+      </w:r>
+      <w:r>
+        <w:t xml:space="preserve"> </w:t>
+      </w:r>
+      <w:r>
+        <w:t xml:space="preserve">on a real run if a field comes back empty.</w:t>
+      </w:r>
+    </w:p>
+    <w:p>
+      <w:pPr>
+        <w:pStyle w:val="Compact"/>
+        <w:numPr>
+          <w:ilvl w:val="0"/>
+          <w:numId w:val="1003"/>
+        </w:numPr>
+      </w:pPr>
+      <w:r>
+        <w:rPr>
+          <w:b/>
+          <w:bCs/>
+        </w:rPr>
+        <w:t xml:space="preserve">ML layers are aids.</w:t>
+      </w:r>
+      <w:r>
+        <w:t xml:space="preserve"> </w:t>
+      </w:r>
+      <w:r>
+        <w:t xml:space="preserve">The governance classifier’s seed set is a demo (aim for 100+ reviewed labels); use</w:t>
+      </w:r>
+      <w:r>
+        <w:t xml:space="preserve"> </w:t>
+      </w:r>
+      <w:r>
+        <w:rPr>
+          <w:rStyle w:val="VerbatimChar"/>
+        </w:rPr>
+        <w:t xml:space="preserve">--meta</w:t>
+      </w:r>
+      <w:r>
+        <w:t xml:space="preserve"> </w:t>
+      </w:r>
+      <w:r>
+        <w:t xml:space="preserve">only if the</w:t>
+      </w:r>
+      <w:r>
+        <w:t xml:space="preserve"> </w:t>
+      </w:r>
+      <w:r>
+        <w:rPr>
+          <w:rStyle w:val="VerbatimChar"/>
+        </w:rPr>
+        <w:t xml:space="preserve">train-meta</w:t>
+      </w:r>
+      <w:r>
+        <w:t xml:space="preserve"> </w:t>
+      </w:r>
+      <w:r>
+        <w:t xml:space="preserve">verdict supports it.</w:t>
+      </w:r>
+    </w:p>
+    <w:p>
+      <w:pPr>
+        <w:pStyle w:val="Compact"/>
+        <w:numPr>
+          <w:ilvl w:val="0"/>
+          <w:numId w:val="1003"/>
+        </w:numPr>
+      </w:pPr>
+      <w:r>
+        <w:rPr>
+          <w:b/>
+          <w:bCs/>
+        </w:rPr>
+        <w:t xml:space="preserve">Data quality</w:t>
+      </w:r>
+      <w:r>
+        <w:t xml:space="preserve">: Yahoo Finance data for NSE stocks can have gaps or</w:t>
+      </w:r>
+      <w:r>
+        <w:t xml:space="preserve"> </w:t>
+      </w:r>
+      <w:r>
+        <w:t xml:space="preserve">occasional errors. Spot-check surprising results against a real chart.</w:t>
+      </w:r>
+    </w:p>
+    <w:p>
+      <w:pPr>
+        <w:pStyle w:val="Compact"/>
+        <w:numPr>
+          <w:ilvl w:val="0"/>
+          <w:numId w:val="1003"/>
+        </w:numPr>
+      </w:pPr>
+      <w:r>
         <w:t xml:space="preserve">This is a rule-checking and simulation tool, not investment advice, and a</w:t>
       </w:r>
       <w:r>
@@ -4590,8 +5925,8 @@
         <w:t xml:space="preserve">rule set that worked on the last 2 years may not work on the next 2.</w:t>
       </w:r>
     </w:p>
-    <w:bookmarkEnd w:id="26"/>
-    <w:bookmarkStart w:id="27" w:name="files-this-produces"/>
+    <w:bookmarkEnd w:id="28"/>
+    <w:bookmarkStart w:id="29" w:name="files-this-produces"/>
     <w:p>
       <w:pPr>
         <w:pStyle w:val="Heading2"/>
@@ -4843,33 +6178,6 @@
               </w:rPr>
               <w:t xml:space="preserve">*_analysis.xlsx</w:t>
             </w:r>
-            <w:r>
-              <w:t xml:space="preserve"> </w:t>
-            </w:r>
-            <w:r>
-              <w:t xml:space="preserve">columns</w:t>
-            </w:r>
-            <w:r>
-              <w:t xml:space="preserve"> </w:t>
-            </w:r>
-            <w:r>
-              <w:rPr>
-                <w:rStyle w:val="VerbatimChar"/>
-              </w:rPr>
-              <w:t xml:space="preserve">anomaly_level</w:t>
-            </w:r>
-            <w:r>
-              <w:t xml:space="preserve">,</w:t>
-            </w:r>
-            <w:r>
-              <w:t xml:space="preserve"> </w:t>
-            </w:r>
-            <w:r>
-              <w:rPr>
-                <w:rStyle w:val="VerbatimChar"/>
-              </w:rPr>
-              <w:t xml:space="preserve">anomaly_flags</w:t>
-            </w:r>
           </w:p>
         </w:tc>
         <w:tc>
@@ -4888,7 +6196,106 @@
               <w:t xml:space="preserve"> </w:t>
             </w:r>
             <w:r>
-              <w:t xml:space="preserve">— financial anomaly scan</w:t>
+              <w:t xml:space="preserve">— Summary, Holdings analysis, Not analysed, Governance flags sheets (incl. anomaly columns)</w:t>
+            </w:r>
+          </w:p>
+        </w:tc>
+      </w:tr>
+      <w:tr>
+        <w:tc>
+          <w:tcPr/>
+          <w:p>
+            <w:pPr>
+              <w:pStyle w:val="Compact"/>
+            </w:pPr>
+            <w:r>
+              <w:rPr>
+                <w:rStyle w:val="VerbatimChar"/>
+              </w:rPr>
+              <w:t xml:space="preserve">validation_report_*.html</w:t>
+            </w:r>
+            <w:r>
+              <w:t xml:space="preserve">,</w:t>
+            </w:r>
+            <w:r>
+              <w:t xml:space="preserve"> </w:t>
+            </w:r>
+            <w:r>
+              <w:rPr>
+                <w:rStyle w:val="VerbatimChar"/>
+              </w:rPr>
+              <w:t xml:space="preserve">validation_sweep_*.csv</w:t>
+            </w:r>
+          </w:p>
+        </w:tc>
+        <w:tc>
+          <w:tcPr/>
+          <w:p>
+            <w:pPr>
+              <w:pStyle w:val="Compact"/>
+            </w:pPr>
+            <w:r>
+              <w:rPr>
+                <w:rStyle w:val="VerbatimChar"/>
+              </w:rPr>
+              <w:t xml:space="preserve">validate --report / --sweep-out</w:t>
+            </w:r>
+            <w:r>
+              <w:t xml:space="preserve">,</w:t>
+            </w:r>
+            <w:r>
+              <w:t xml:space="preserve"> </w:t>
+            </w:r>
+            <w:r>
+              <w:rPr>
+                <w:rStyle w:val="VerbatimChar"/>
+              </w:rPr>
+              <w:t xml:space="preserve">real_data_check.py</w:t>
+            </w:r>
+          </w:p>
+        </w:tc>
+      </w:tr>
+      <w:tr>
+        <w:tc>
+          <w:tcPr/>
+          <w:p>
+            <w:pPr>
+              <w:pStyle w:val="Compact"/>
+            </w:pPr>
+            <w:r>
+              <w:rPr>
+                <w:rStyle w:val="VerbatimChar"/>
+              </w:rPr>
+              <w:t xml:space="preserve">index_changes.csv</w:t>
+            </w:r>
+          </w:p>
+        </w:tc>
+        <w:tc>
+          <w:tcPr/>
+          <w:p>
+            <w:pPr>
+              <w:pStyle w:val="Compact"/>
+            </w:pPr>
+            <w:r>
+              <w:rPr>
+                <w:rStyle w:val="VerbatimChar"/>
+              </w:rPr>
+              <w:t xml:space="preserve">snapshot-changes</w:t>
+            </w:r>
+            <w:r>
+              <w:t xml:space="preserve"> </w:t>
+            </w:r>
+            <w:r>
+              <w:t xml:space="preserve">— input for</w:t>
+            </w:r>
+            <w:r>
+              <w:t xml:space="preserve"> </w:t>
+            </w:r>
+            <w:r>
+              <w:rPr>
+                <w:rStyle w:val="VerbatimChar"/>
+              </w:rPr>
+              <w:t xml:space="preserve">--membership-file</w:t>
             </w:r>
           </w:p>
         </w:tc>
@@ -4942,8 +6349,8 @@
         </w:tc>
       </w:tr>
     </w:tbl>
-    <w:bookmarkEnd w:id="27"/>
-    <w:bookmarkEnd w:id="28"/>
+    <w:bookmarkEnd w:id="29"/>
+    <w:bookmarkEnd w:id="30"/>
     <w:sectPr>
       <w:footnotePr>
         <w:numRestart w:val="eachSect"/>
